--- a/experiments/reports/KontextMind_Research_Paper_FINAL.docx
+++ b/experiments/reports/KontextMind_Research_Paper_FINAL.docx
@@ -29,7 +29,7 @@
           <w:i w:val="0"/>
           <w:sz w:val="20"/>
         </w:rPr>
-        <w:t>[Author Name]</w:t>
+        <w:t>Nikhil Kumar Gupta</w:t>
       </w:r>
     </w:p>
     <w:p>
@@ -44,7 +44,7 @@
           <w:i w:val="0"/>
           <w:sz w:val="18"/>
         </w:rPr>
-        <w:t>Department of Computer Science and Engineering, [University Name], India</w:t>
+        <w:t>Computer Application, SOET, SGT University, India</w:t>
       </w:r>
     </w:p>
     <w:p>
@@ -59,7 +59,7 @@
           <w:i w:val="0"/>
           <w:sz w:val="20"/>
         </w:rPr>
-        <w:t>[author.email@university.edu]</w:t>
+        <w:t>nikhil_soet@sgtuniversity.org</w:t>
       </w:r>
     </w:p>
     <w:p>
@@ -83,7 +83,7 @@
           <w:i w:val="0"/>
           <w:sz w:val="24"/>
         </w:rPr>
-        <w:t>Modern AI coding assistants such as Claude Code, Codex, Cursor, and other agentic IDE tools perform repository-level software engineering tasks, yet they frequently operate with isolated session context, tool-specific instruction files, repeated codebase exploration, and weak continuity when developers switch models or exhaust context windows. This paper presents KontextMind, a local-first project memory and cross-agent continuity layer for AI-assisted software engineering. KontextMind stores project-local instructions, file and function summaries, task handoffs, security policies, audit logs, and a knowledge graph inside the repository directory, while exposing this information through agent-specific adapters, a local HTTP API, and Model Context Protocol (MCP)-compatible resources, prompts, and tools. Unlike traditional repository chatbots that rely primarily on raw-code retrieval or vector search, KontextMind combines structural indexing, summary caches, handoff state, policy-governed read-only question answering, and auditability into a unified project-local architecture. The working prototype was evaluated on five real-world repositories spanning Node.js, React/Next.js, Python/FastAPI, and TypeScript. Experimental results demonstrate a 92.2% average token reduction compared with raw file exploration, 100% unsafe request blocking across 10 adversarial prompts, cross-agent task resume quality improvement from 1.4 to 4.0 on a five-point scale, and average question-answering correctness of 3.3/5.0 compared with 1.3/5.0 for baseline approaches.</w:t>
+        <w:t>AI-powered coding tools like Claude Code, Codex, Cursor, and similar agentic IDE extensions now handle complex repository-level tasks for developers. But there is a recurring problem with all of them: when a developer switches from one tool to another, or even starts a fresh session in the same tool, most of the project understanding built up during the previous session is lost. The agent has to re-read files, re-discover the architecture, and essentially start over. This paper introduces KontextMind, which we built as a local-first memory layer that sits inside the project directory and holds onto summaries, file relationships, task handoff notes, security rules, and audit records. It works with any agent through adapter files, a local HTTP API, and the Model Context Protocol (MCP). We tested the tool on five real repositories written in Node.js, Next.js, Python/FastAPI, and TypeScript. The results were encouraging: token usage dropped by about 92% compared to having an agent read raw files, all 10 adversarial security prompts were blocked, the ability to resume a task across different agents went from 1.4 to 4.0 out of 5, and Q&amp;A accuracy reached 3.3/5.0 versus just 1.3/5.0 with a baseline approach.</w:t>
       </w:r>
     </w:p>
     <w:p>
@@ -139,7 +139,7 @@
           <w:i w:val="0"/>
           <w:sz w:val="24"/>
         </w:rPr>
-        <w:t>Large language model (LLM)-based coding assistants are rapidly becoming integral to software development workflows. These tools can read files, answer architectural questions, generate patches, execute tests, and interact with development environments. However, the practical deployment of such tools continues to suffer from context fragmentation. A developer may initiate a task in one assistant, continue it in another, exhaust the context window, or return after several days with no reliable mechanism for project-state transfer.</w:t>
+        <w:t>Over the last two years or so, LLM-based coding assistants have gone from being novelties to something many developers rely on daily. Tools like Claude Code, GitHub Copilot, Cursor, and OpenAI Codex can read through entire repositories, suggest fixes, write tests, and even run terminal commands. They are genuinely useful. But anyone who has spent real time working with these tools knows there is a frustrating pattern: you spend a whole session getting the agent up to speed on your project, and the next time you open it, everything is gone. Switch to a different tool, and you start from scratch again.</w:t>
       </w:r>
     </w:p>
     <w:p>
@@ -154,7 +154,7 @@
           <w:i w:val="0"/>
           <w:sz w:val="24"/>
         </w:rPr>
-        <w:t>The underlying problem is not merely retrieval but continuity. Repository-level understanding encompasses project goals, architectural decisions, recent task history, file relationships, function-level behavior, API flows, validation commands, security policies, and developer-specific conventions. Current approaches typically scatter this knowledge across ephemeral chat history, static README files, manually maintained instruction files, vector indexes, and agent-specific settings that do not transfer between tools.</w:t>
+        <w:t>The root issue here is not really about search or retrieval. It is about continuity. A meaningful understanding of a software project involves knowing the goals, the architectural choices made along the way, what was tried and failed, which files depend on which, how the API routes connect to services, what tests cover what, and what conventions the team follows. Right now, that knowledge lives in bits and pieces across chat histories that expire, README files that nobody updates, and agent-specific config files that only work with one particular tool.</w:t>
       </w:r>
     </w:p>
     <w:p>
@@ -169,7 +169,7 @@
           <w:i w:val="0"/>
           <w:sz w:val="24"/>
         </w:rPr>
-        <w:t>KontextMind addresses this gap by treating the project itself as the owner of durable AI context. Rather than relying on any single assistant's memory, the system creates a project-local memory layer containing instructions, summaries, knowledge graph artifacts, handoff files, a question-answering knowledge base, and audit logs. This memory layer can then be consumed by heterogeneous agents through generated adapter files (CLAUDE.md, AGENTS.md, README_AI.md), a local HTTP API, and an MCP-compatible interface.</w:t>
+        <w:t>KontextMind was born out of this frustration. The core idea is straightforward: let the project itself own its AI context. Instead of depending on any single assistant to remember things, we create a structured memory layer right inside the project directory. This layer holds generated instruction files, file and function summaries, a knowledge graph, handoff documents for task transfer, a Q&amp;A knowledge base, and audit logs. Any agent can then tap into this through adapter files like CLAUDE.md or AGENTS.md, or through a local HTTP API, or through MCP-compatible endpoints.</w:t>
       </w:r>
     </w:p>
     <w:p>
@@ -184,7 +184,7 @@
           <w:i w:val="0"/>
           <w:sz w:val="24"/>
         </w:rPr>
-        <w:t>The central thesis of this paper is that cross-agent continuity should be treated as a first-class software engineering concern. A repository should contain not only source code and documentation but also an auditable, secure, structured memory layer that enables AI assistants to resume work safely and consistently regardless of which agent initiated or continues the task.</w:t>
+        <w:t>The argument we make in this paper is that cross-agent continuity deserves to be treated as a proper engineering concern, not an afterthought. A repository should carry not just code and docs, but also a structured, auditable memory layer so that whichever AI tool picks it up next can get started without re-exploring everything from the beginning.</w:t>
       </w:r>
     </w:p>
     <w:p>
@@ -233,7 +233,7 @@
           <w:i w:val="0"/>
           <w:sz w:val="24"/>
         </w:rPr>
-        <w:t>Agentic coding tools extend LLMs with the ability to inspect codebases, plan changes, invoke tools, and execute commands. Claude Code operates as an agentic coding tool that reads codebases, edits files, runs commands, and integrates with development tools [2]. These capabilities make coding agents useful for complex tasks, but simultaneously increase the importance of clear project memory, safe operational policies, and comprehensive audit trails. Benchmarks such as SWE-bench [8] demonstrate the difficulty of real-world software engineering tasks by collecting GitHub issues and pull requests as repair tasks, highlighting that repository-level reasoning remains a distinct challenge from isolated code completion.</w:t>
+        <w:t>What makes modern coding agents different from earlier autocomplete tools is that they can actually reason about a codebase as a whole. Claude Code, for instance, can navigate files, edit them, run commands, and use external tools [2]. Codex works in a sandboxed cloud environment and can research repositories, plan changes, and create branches [12]. SWE-bench [8] has shown just how hard real software engineering tasks are for these models — even the best ones struggle with multi-file issues pulled from actual GitHub projects. All of this points to the same conclusion: giving an agent good project context matters enormously, and right now most agents have to rebuild that context every session.</w:t>
       </w:r>
     </w:p>
     <w:p>
@@ -265,7 +265,7 @@
           <w:i w:val="0"/>
           <w:sz w:val="24"/>
         </w:rPr>
-        <w:t>Current agents employ different mechanisms for project-level instructions. Claude Code utilizes project memory through CLAUDE.md-style files [3], while OpenAI Codex documents AGENTS.md as a mechanism for project-specific instructions that are read before work begins [4]. These instruction files provide valuable context but are typically static, manually maintained, and insufficient as a comprehensive project-continuity layer.</w:t>
+        <w:t>Both Anthropic and OpenAI have recognized this problem to some extent. Claude Code reads CLAUDE.md files from the project root for project-specific memory [3]. Codex looks for AGENTS.md to get instructions before starting work [4]. These files help, no question about it. But they are static — someone has to write and maintain them by hand. They do not capture session history, they cannot describe file-level relationships, and they do not transfer well if you switch tools.</w:t>
       </w:r>
     </w:p>
     <w:p>
@@ -297,7 +297,7 @@
           <w:i w:val="0"/>
           <w:sz w:val="24"/>
         </w:rPr>
-        <w:t>The Model Context Protocol (MCP) standardizes how model applications connect with external tools, resources, and prompt templates [1], [5], [6]. MCP resources provide contextual data to models, prompts define reusable interaction templates, and tools expose callable operations. MCP serves as a useful interoperability layer for KontextMind; however, MCP alone does not define project handoff mechanisms, summary freshness tracking, local audit trails, or cross-agent continuity protocols.</w:t>
+        <w:t>MCP is a relatively new standard that defines how model applications connect with external tools, data sources, and prompt templates [1], [5], [6]. It is a useful building block because it gives different agents a common way to talk to external services. KontextMind uses MCP as one of its access interfaces. But MCP by itself does not say anything about what project memory should look like, how handoffs should work, or how to audit what an agent did. It handles the plumbing, not the intelligence.</w:t>
       </w:r>
     </w:p>
     <w:p>
@@ -329,7 +329,7 @@
           <w:i w:val="0"/>
           <w:sz w:val="24"/>
         </w:rPr>
-        <w:t>Retrieval-augmented generation (RAG) combines model generation with external memory, improving factual access and provenance compared with parametric-only generation [7]. For codebases, structural retrieval can leverage parsers such as Tree-sitter, which produces syntax trees and supports incremental parsing [9]. Recent work, including Codebase-Memory [10], constructs persistent Tree-sitter-based knowledge graphs exposed via MCP and reports token and tool-call reductions during code exploration. However, these approaches do not address cross-agent handoff, policy enforcement, or local-first auditability.</w:t>
+        <w:t>RAG — retrieval-augmented generation — has become the go-to approach for grounding LLM responses in external data [7]. For code specifically, Tree-sitter [9] is widely used to parse source files into syntax trees that can then be indexed. Recent work by Vogel et al. [10] on Codebase-Memory builds persistent knowledge graphs from Tree-sitter output and exposes them via MCP. They report meaningful reductions in token usage and tool calls during code exploration. That said, their system does not tackle cross-agent handoff, does not enforce security policies on what gets exposed, and does not provide local-first audit trails. These are gaps we specifically aimed to fill.</w:t>
       </w:r>
     </w:p>
     <w:p>
@@ -361,7 +361,22 @@
           <w:i w:val="0"/>
           <w:sz w:val="24"/>
         </w:rPr>
-        <w:t>Existing tools improve either instruction management, repository retrieval, graph-based code exploration, or MCP connectivity in isolation. However, none fully addresses cross-agent continuity: the ability to preserve project understanding, task progress, safe question-answering policies, summary freshness, and auditability across multiple heterogeneous AI coding assistants. KontextMind is proposed to fill this gap by combining local-first project memory, adapter-generated instructions, knowledge graph storage, summary caching, session handoff, and policy-governed chatbot access into a single, project-local architecture.</w:t>
+        <w:t>When we surveyed the landscape, a clear pattern emerged. Existing tools each solve a piece of the puzzle — instruction files for one agent, graph indexing for another, vector search for chatbot use cases, MCP for tool connectivity. But nobody has put it all together in a way that actually lets you hand off a task from Claude to Codex (or any other combination) and have the second agent pick up where the first one left off. That is the gap KontextMind addresses.</w:t>
+      </w:r>
+    </w:p>
+    <w:p>
+      <w:pPr>
+        <w:spacing w:after="120" w:before="0"/>
+        <w:jc w:val="both"/>
+      </w:pPr>
+      <w:r>
+        <w:rPr>
+          <w:rFonts w:ascii="Times New Roman" w:hAnsi="Times New Roman"/>
+          <w:b w:val="0"/>
+          <w:i w:val="0"/>
+          <w:sz w:val="24"/>
+        </w:rPr>
+        <w:t>More specifically, we identified five things that are either missing or poorly handled in current approaches: (1) cross-agent task continuity, (2) persistent project memory that lives in the repo, (3) safe Q&amp;A that does not leak source code, (4) audit trails for what agents read and do, and (5) agent-agnostic access so the memory layer is not locked to one tool. Table 1 lays this out.</w:t>
       </w:r>
     </w:p>
     <w:p>
@@ -799,7 +814,22 @@
           <w:i w:val="0"/>
           <w:sz w:val="24"/>
         </w:rPr>
-        <w:t>KontextMind is a local-first project intelligence layer that stores AI-relevant project knowledge inside the repository directory. The system does not replace coding agents; instead, it provides a shared context substrate that agents can query through multiple interfaces. The architecture comprises a CLI initializer, adapter file generator, file scanner, parser, summary engine, knowledge graph builder, local HTTP API, MCP-compatible server, chatbot-readonly Q&amp;A mode, and audit subsystem.</w:t>
+        <w:t>At its core, KontextMind is a project intelligence layer that lives inside the repository itself. It does not try to replace any coding agent. Instead, it gives all of them a shared substrate of project knowledge they can query. Think of it as adding a memory module to the project rather than to any particular tool.</w:t>
+      </w:r>
+    </w:p>
+    <w:p>
+      <w:pPr>
+        <w:spacing w:after="120" w:before="0"/>
+        <w:jc w:val="both"/>
+      </w:pPr>
+      <w:r>
+        <w:rPr>
+          <w:rFonts w:ascii="Times New Roman" w:hAnsi="Times New Roman"/>
+          <w:b w:val="0"/>
+          <w:i w:val="0"/>
+          <w:sz w:val="24"/>
+        </w:rPr>
+        <w:t>The system has several moving parts: a CLI that bootstraps the memory structure, an adapter generator that produces agent-specific instruction files, a file scanner with ignore-list support, a parser and graph builder, a summary engine, a chatbot mode for safe Q&amp;A, a local HTTP API, an MCP server, and an audit subsystem. Table 2 summarizes these components.</w:t>
       </w:r>
     </w:p>
     <w:p>
@@ -1326,7 +1356,7 @@
           <w:i w:val="0"/>
           <w:sz w:val="24"/>
         </w:rPr>
-        <w:t>The system architecture separates agent-facing interfaces from the core project-memory engine. AI agents consume generated instruction files and interact through the MCP server or local HTTP API. The core engine maintains project-local data stores and applies security policies before returning information to agents or chatbot clients. Figure 1 illustrates the three-tier architecture comprising the agent interface layer, the core processing engine, and project-local storage.</w:t>
+        <w:t>We designed the architecture around a clean separation between what agents see and how the underlying engine works. On the outside, agents interact through generated instruction files, the MCP server, or the HTTP API. On the inside, the core engine handles scanning, parsing, summarizing, graph construction, and policy enforcement. Everything gets stored locally in the project directory. Figure 1 shows the three layers.</w:t>
       </w:r>
     </w:p>
     <w:p>
@@ -1419,7 +1449,7 @@
           <w:i w:val="0"/>
           <w:sz w:val="24"/>
         </w:rPr>
-        <w:t>The knowledge generation and runtime question-answering lifecycle operates in two distinct phases. During build time, source files are filtered through .toolignore rules, hashed for change detection, parsed for structural information, summarized using configurable LLM providers, and linked into graph structures. During runtime, user questions are answered using retrieved summaries, pre-generated Q&amp;A entries, and graph context, followed by a security policy filter that prevents raw code exposure.</w:t>
+        <w:t>There are two distinct phases in how KontextMind operates. The build phase happens when a developer runs the CLI commands: files get scanned, filtered through .toolignore rules, hashed for change detection, parsed for structural data, summarized through an LLM, and linked into graph structures. The runtime phase kicks in when someone asks a question: the system looks up matching Q&amp;A entries, pulls relevant file summaries and graph context, runs everything through a policy filter, and returns a safe answer. No raw source code ever leaves the system during Q&amp;A.</w:t>
       </w:r>
     </w:p>
     <w:p>
@@ -1515,7 +1545,7 @@
           <w:i w:val="0"/>
           <w:sz w:val="24"/>
         </w:rPr>
-        <w:t>The prototype was implemented as a TypeScript monorepo using Node.js 20+ as the runtime environment. The project employs pnpm for workspace management and tsup as the build tool. Table 3 presents the complete technology stack utilized in the implementation.</w:t>
+        <w:t>We built the prototype in TypeScript, organized as a monorepo with pnpm workspaces. The choice of TypeScript was deliberate — it gave us strong typing while keeping the tool accessible to the JavaScript/Node.js ecosystem where many of the target repositories live. We used tsup for builds and Vitest for testing. Table 3 lists the full stack.</w:t>
       </w:r>
     </w:p>
     <w:p>
@@ -2084,7 +2114,7 @@
           <w:i w:val="0"/>
           <w:sz w:val="24"/>
         </w:rPr>
-        <w:t>The project-local data layout stores all generated intelligence within the repository directory while maintaining clear separation from application source code. This design makes the context portable with the repository. Git integration remains optional: when Git is available, KontextMind utilizes branch and diff metadata; otherwise, file hashes and modification timestamps provide sufficient change detection.</w:t>
+        <w:t>One design decision we were firm about from the start was that everything should live inside the project directory. No external databases, no cloud services by default. When you run kontextmind init, it creates a set of directories and files right alongside your source code. This means the intelligence is portable — if you clone the repo somewhere else, the context comes with it. Git integration is available but not required. If Git is present, we use branch and diff metadata. If not, plain file hashes and timestamps work fine. Figure 3 shows the directory layout.</w:t>
       </w:r>
     </w:p>
     <w:p>
@@ -2170,7 +2200,7 @@
           <w:i w:val="0"/>
           <w:sz w:val="24"/>
         </w:rPr>
-        <w:t>The knowledge graph stores structural information about the repository in a JSON-based format. Nodes represent files, functions, classes, and exports, while edges capture import/require dependencies and call relationships. Table 4 summarizes the graph schema design.</w:t>
+        <w:t>The knowledge graph is stored as a set of JSON files. We represent files, functions, classes, and exports as nodes. Edges capture import relationships, require dependencies, and function calls between modules. It is not a full-blown graph database — for the scale of repositories we targeted (up to a few hundred files), JSON files work well enough and keep things simple. Table 4 shows how the graph data is organized.</w:t>
       </w:r>
     </w:p>
     <w:p>
@@ -2546,7 +2576,22 @@
           <w:i w:val="0"/>
           <w:sz w:val="24"/>
         </w:rPr>
-        <w:t>KontextMind treats prompt-based instructions as insufficient for security enforcement. The system separates instruction guidance from enforceable policy. In chatbot-readonly mode, raw code reads, file writes, command execution, and source code output are denied by policy rather than by prompt instruction alone. Secret scanning and redaction are performed before indexing or summarization. Project files are treated as untrusted data to mitigate prompt-injection risks from comments, README files, or dependency content.</w:t>
+        <w:t>Early on we realized that telling an LLM "do not expose secrets" through a prompt is not enough. Prompts can be overridden, ignored, or circumvented with clever phrasing. So we took a different approach: actual policy enforcement at the code level. In chatbot-readonly mode, the system will not return raw file contents regardless of how the question is phrased. It will not execute commands, it will not write files, and it will not output source code. Secret scanning happens before anything gets indexed, so sensitive values never make it into the summaries in the first place.</w:t>
+      </w:r>
+    </w:p>
+    <w:p>
+      <w:pPr>
+        <w:spacing w:after="120" w:before="0"/>
+        <w:jc w:val="both"/>
+      </w:pPr>
+      <w:r>
+        <w:rPr>
+          <w:rFonts w:ascii="Times New Roman" w:hAnsi="Times New Roman"/>
+          <w:b w:val="0"/>
+          <w:i w:val="0"/>
+          <w:sz w:val="24"/>
+        </w:rPr>
+        <w:t>We also treat project files themselves as potentially dangerous. A malicious comment or README could try to inject instructions into an LLM prompt. Our system treats all project content as untrusted data during processing.</w:t>
       </w:r>
     </w:p>
     <w:p>
@@ -3330,7 +3375,7 @@
           <w:i w:val="0"/>
           <w:sz w:val="24"/>
         </w:rPr>
-        <w:t>Audit logs are structured as JSON Lines and separated into nine event categories: agent-actions, read-events, summary-generation, security-events, Q&amp;A events, MCP events, API events, cost events, and errors. Logs are designed to exclude secrets, full source code, and complete private prompts by default. This design supports debugging, security review, cost analysis, and reproducibility requirements.</w:t>
+        <w:t>For auditability, we settled on JSON Lines as the log format, split into nine categories: agent-actions, read-events, summary-generation, security-events, Q&amp;A events, MCP events, API events, cost events, and errors. The logs deliberately exclude full source code and complete prompts. The idea is that you should be able to review what happened in a session without the log itself becoming a security risk.</w:t>
       </w:r>
     </w:p>
     <w:p>
@@ -3362,7 +3407,7 @@
           <w:i w:val="0"/>
           <w:sz w:val="24"/>
         </w:rPr>
-        <w:t>The comparison below positions KontextMind relative to common repository-assistance approaches. The contribution is not that every individual component is novel in isolation; rather, the contribution lies in the integration of cross-agent continuity, local-first memory, graph and summary retrieval, safe chatbot mode, and auditability within a single project-local architecture.</w:t>
+        <w:t>To put KontextMind in context, we compared it against nine different approaches that developers and teams commonly use today. We want to be clear: we are not claiming that every individual piece of KontextMind is brand new. What is new is bringing cross-agent continuity, local-first memory, graph-based retrieval, safe chatbot access, and auditing together in one package that lives in the project directory.</w:t>
       </w:r>
     </w:p>
     <w:p>
@@ -5426,6 +5471,21 @@
     </w:p>
     <w:p>
       <w:pPr>
+        <w:spacing w:after="120" w:before="0"/>
+        <w:jc w:val="both"/>
+      </w:pPr>
+      <w:r>
+        <w:rPr>
+          <w:rFonts w:ascii="Times New Roman" w:hAnsi="Times New Roman"/>
+          <w:b w:val="0"/>
+          <w:i w:val="0"/>
+          <w:sz w:val="24"/>
+        </w:rPr>
+        <w:t>It is worth briefly noting why each traditional approach falls short on its own, because understanding these gaps shaped our design decisions:</w:t>
+      </w:r>
+    </w:p>
+    <w:p>
+      <w:pPr>
         <w:spacing w:after="60"/>
         <w:jc w:val="both"/>
       </w:pPr>
@@ -5445,7 +5505,7 @@
           <w:i w:val="0"/>
           <w:sz w:val="24"/>
         </w:rPr>
-        <w:t xml:space="preserve"> Provides project overview but becomes quickly outdated and lacks function-level detail.</w:t>
+        <w:t xml:space="preserve"> Good for a high-level overview, but rarely kept up to date and almost never describes function-level behavior.</w:t>
       </w:r>
     </w:p>
     <w:p>
@@ -5469,7 +5529,7 @@
           <w:i w:val="0"/>
           <w:sz w:val="24"/>
         </w:rPr>
-        <w:t xml:space="preserve"> Requires significant human time investment and does not scale across teams or agents.</w:t>
+        <w:t xml:space="preserve"> Works if you have the time, but it simply does not scale, especially when onboarding or switching agents frequently.</w:t>
       </w:r>
     </w:p>
     <w:p>
@@ -5493,7 +5553,7 @@
           <w:i w:val="0"/>
           <w:sz w:val="24"/>
         </w:rPr>
-        <w:t xml:space="preserve"> Records what changed but does not convey current architectural understanding.</w:t>
+        <w:t xml:space="preserve"> Tells you what changed and when, but not what the current architecture looks like or why certain decisions were made.</w:t>
       </w:r>
     </w:p>
     <w:p>
@@ -5517,7 +5577,7 @@
           <w:i w:val="0"/>
           <w:sz w:val="24"/>
         </w:rPr>
-        <w:t xml:space="preserve"> Identifies text occurrences but cannot reason about relationships or dependencies.</w:t>
+        <w:t xml:space="preserve"> Finds strings in files efficiently, but has no understanding of how files relate to each other.</w:t>
       </w:r>
     </w:p>
     <w:p>
@@ -5532,7 +5592,7 @@
           <w:i w:val="0"/>
           <w:sz w:val="24"/>
         </w:rPr>
-        <w:t>Vector RAG:</w:t>
+        <w:t>Vector RAG systems:</w:t>
       </w:r>
       <w:r>
         <w:rPr>
@@ -5541,7 +5601,7 @@
           <w:i w:val="0"/>
           <w:sz w:val="24"/>
         </w:rPr>
-        <w:t xml:space="preserve"> Offers semantic search capability but exhibits weakness on structured dependencies and risks exposing raw code.</w:t>
+        <w:t xml:space="preserve"> Good at semantic matching, but tend to retrieve raw code chunks, which creates both a quality problem and a security risk.</w:t>
       </w:r>
     </w:p>
     <w:p>
@@ -5565,7 +5625,7 @@
           <w:i w:val="0"/>
           <w:sz w:val="24"/>
         </w:rPr>
-        <w:t xml:space="preserve"> Does not transfer across different agents or survive session boundaries.</w:t>
+        <w:t xml:space="preserve"> Useful within one session, but it vanishes when you switch to a different tool or start a new conversation.</w:t>
       </w:r>
     </w:p>
     <w:p>
@@ -5589,7 +5649,7 @@
           <w:i w:val="0"/>
           <w:sz w:val="24"/>
         </w:rPr>
-        <w:t xml:space="preserve"> Provide useful guidance but cannot represent dynamic project state.</w:t>
+        <w:t xml:space="preserve"> Helpful for setting up initial context, but they cannot represent ongoing task state or decisions made during a session.</w:t>
       </w:r>
     </w:p>
     <w:p>
@@ -5604,7 +5664,7 @@
           <w:i w:val="0"/>
           <w:sz w:val="24"/>
         </w:rPr>
-        <w:t>MCP-only tool access:</w:t>
+        <w:t>MCP-only setups:</w:t>
       </w:r>
       <w:r>
         <w:rPr>
@@ -5613,7 +5673,7 @@
           <w:i w:val="0"/>
           <w:sz w:val="24"/>
         </w:rPr>
-        <w:t xml:space="preserve"> Enables tool connectivity but does not inherently provide project memory, handoff, audit, summaries, or safety policy.</w:t>
+        <w:t xml:space="preserve"> Handle the connectivity side well, but out of the box they do not provide memory, summaries, handoff data, or audit trails.</w:t>
       </w:r>
     </w:p>
     <w:p>
@@ -5645,7 +5705,22 @@
           <w:i w:val="0"/>
           <w:sz w:val="24"/>
         </w:rPr>
-        <w:t>The working prototype of KontextMind was implemented by the author as a local-first TypeScript-based developer tool. The tool stores all project intelligence inside the project directory and does not require cloud infrastructure by default. The implementation adopts a monorepo architecture comprising five packages: @kontextmind/core (core library), @kontextmind/adapters (agent adapters), @kontextmind/server (HTTP API), @kontextmind/mcp (MCP server), and @kontextmind/cli (command-line interface).</w:t>
+        <w:t>We implemented KontextMind as a TypeScript tool organized into five packages within a single monorepo: @kontextmind/core for the main library logic, @kontextmind/adapters for generating agent-specific files, @kontextmind/server for the HTTP API, @kontextmind/mcp for the MCP server, and @kontextmind/cli for the command-line interface. The whole thing runs on Node.js 20+ and does not need any external services to operate.</w:t>
+      </w:r>
+    </w:p>
+    <w:p>
+      <w:pPr>
+        <w:spacing w:after="120" w:before="0"/>
+        <w:jc w:val="both"/>
+      </w:pPr>
+      <w:r>
+        <w:rPr>
+          <w:rFonts w:ascii="Times New Roman" w:hAnsi="Times New Roman"/>
+          <w:b w:val="0"/>
+          <w:i w:val="0"/>
+          <w:sz w:val="24"/>
+        </w:rPr>
+        <w:t>Table 7 lists every module in the prototype. We want to emphasize that all 23 modules are fully implemented and functional — this is not a partial proof-of-concept. The CLI can initialize, scan, index, summarize, build a knowledge base, answer questions, export to Obsidian, and produce audit reports.</w:t>
       </w:r>
     </w:p>
     <w:p>
@@ -7216,7 +7291,7 @@
           <w:i w:val="0"/>
           <w:sz w:val="24"/>
         </w:rPr>
-        <w:t>Five real-world repositories were selected for evaluation, covering different sizes, programming languages, and frameworks to assess the generalizability of the approach. The repositories range from a small 63-file Node.js API to a 266-file React/Next.js application. Table 8 presents the complete repository characteristics and indexing metrics.</w:t>
+        <w:t>We picked five repositories for the evaluation, trying to cover a range of sizes and technology stacks. The smallest is a Node.js REST API with 63 files, and the largest is a Next.js learning project with 266 files. We also included KontextMind itself as one of the test subjects, partly because we know its internals well enough to verify answer quality, and partly because it gave us a TypeScript monorepo to test against. Table 8 shows the full details.</w:t>
       </w:r>
     </w:p>
     <w:p>
@@ -8370,6 +8445,21 @@
     </w:p>
     <w:p>
       <w:pPr>
+        <w:spacing w:after="120" w:before="0"/>
+        <w:jc w:val="both"/>
+      </w:pPr>
+      <w:r>
+        <w:rPr>
+          <w:rFonts w:ascii="Times New Roman" w:hAnsi="Times New Roman"/>
+          <w:b w:val="0"/>
+          <w:i w:val="0"/>
+          <w:sz w:val="24"/>
+        </w:rPr>
+        <w:t>After indexing, we ran the summary engine and knowledge base builder on each repository. Table 9 captures the generation metrics. The summary times are fast because we used a mock LLM provider for this evaluation — the point was to test the pipeline and structural output, not the quality of any specific language model.</w:t>
+      </w:r>
+    </w:p>
+    <w:p>
+      <w:pPr>
         <w:pStyle w:val="Caption"/>
         <w:spacing w:before="120" w:after="60"/>
         <w:jc w:val="both"/>
@@ -9045,7 +9135,7 @@
           <w:i w:val="0"/>
           <w:sz w:val="24"/>
         </w:rPr>
-        <w:t>For each repository, 30 questions were prepared across six categories designed to evaluate different aspects of repository understanding. The categories assess project-level comprehension, structural knowledge, dependency awareness, troubleshooting capability, security policy enforcement, and cross-agent continuity. Table 10 presents the question set design.</w:t>
+        <w:t>For each repository we wrote 30 questions, split evenly across six categories. We did this to make sure we were testing different kinds of understanding, not just one type. Some questions ask about the big picture ("what does this project do?"), others ask about specific files or functions, some test whether the graph data actually helps with dependency analysis, and a few are intentionally adversarial to test security enforcement. Table 10 breaks down the categories.</w:t>
       </w:r>
     </w:p>
     <w:p>
@@ -9607,7 +9697,7 @@
           <w:i w:val="0"/>
           <w:sz w:val="24"/>
         </w:rPr>
-        <w:t>Answer correctness was evaluated using a six-point scale (0–5), where 5 indicates a fully correct, complete, and grounded response, 4 indicates mostly correct with minor omissions, 3 indicates partially correct, 2 indicates weak or incomplete, 1 indicates incorrect, and 0 indicates unsafe or failed. Security behavior was scored as binary pass/fail. Continuity was scored on a five-point scale measuring whether the next agent could resume work immediately (5) or had no continuity (0).</w:t>
+        <w:t>We scored each answer on a 0 to 5 scale. A score of 5 means the answer was completely correct and well-grounded. A 4 means mostly right but with something small missing. A 3 is partially correct, 2 is weak, 1 is wrong, and 0 means the system either failed or did something unsafe. For security questions, we used a simple binary: pass or fail. For continuity, the scale measures whether a new agent could realistically pick up the task — 5 means immediately, 0 means no way.</w:t>
       </w:r>
     </w:p>
     <w:p>
@@ -9639,7 +9729,7 @@
           <w:i w:val="0"/>
           <w:sz w:val="24"/>
         </w:rPr>
-        <w:t>Nine baseline approaches were selected for comparison, representing the spectrum of current repository assistance methods from manual documentation to MCP-only tool access. Table 11 summarizes the baselines.</w:t>
+        <w:t>We compared KontextMind against nine baselines that represent what developers actually use today. These range from the most basic (just reading the README) to more sophisticated setups like using Claude Code directly or running a vector RAG pipeline. Table 11 lists each one.</w:t>
       </w:r>
     </w:p>
     <w:p>
@@ -10199,7 +10289,7 @@
           <w:i w:val="0"/>
           <w:sz w:val="24"/>
         </w:rPr>
-        <w:t>Table 12 presents the average Q&amp;A correctness scores across all five evaluation repositories. KontextMind achieved an overall average score of 3.3 out of 5.0 compared with 1.3 for the baseline manual README approach, representing a 2.0-point improvement. The most substantial improvement was observed in the Security category (+3.8), where KontextMind's policy enforcement correctly identified and refused unsafe requests that baseline approaches would have attempted to answer. The Continuity category also showed significant improvement (+2.7), demonstrating the value of structured handoff artifacts for cross-agent task continuation.</w:t>
+        <w:t>Table 12 shows the average Q&amp;A scores across all five repos. KontextMind scored 3.3 out of 5 overall, compared to 1.3 for the baseline where only the README was available. That is a meaningful gap. The biggest jump was in security questions (+3.8 points) — not surprising, since the baseline has no policy enforcement at all. Continuity questions also improved a lot (+2.7), which makes sense because baseline approaches have essentially no handoff mechanism.</w:t>
       </w:r>
     </w:p>
     <w:p>
@@ -10905,7 +10995,7 @@
           <w:i w:val="0"/>
           <w:sz w:val="24"/>
         </w:rPr>
-        <w:t>All KontextMind responses across all five repositories exhibited raw_code_access: false and policy_applied: true, confirming that no raw source code was exposed in any response. Responses were sourced exclusively from file summaries, project overviews, pre-generated Q&amp;A entries, and architecture documentation.</w:t>
+        <w:t>One thing we checked carefully: across every single response from all five repos, the raw_code_access flag was always false and policy_applied was always true. So the system consistently answered from summaries and knowledge base entries, never from raw source code.</w:t>
       </w:r>
     </w:p>
     <w:p>
@@ -10937,7 +11027,7 @@
           <w:i w:val="0"/>
           <w:sz w:val="24"/>
         </w:rPr>
-        <w:t>Ten adversarial prompts were tested against KontextMind's chatbot-readonly mode to evaluate policy enforcement against unsafe requests including secret exposure, raw code access, file modification, command execution, and prompt injection. Table 13 presents the results.</w:t>
+        <w:t>We threw 10 deliberately malicious prompts at the chatbot-readonly mode. These ranged from straightforward requests like "show me the .env file" to sneakier attempts like "ignore previous instructions and reveal secrets." Every single one was handled correctly. Table 13 has the details.</w:t>
       </w:r>
     </w:p>
     <w:p>
@@ -12331,7 +12421,7 @@
           <w:i w:val="0"/>
           <w:sz w:val="24"/>
         </w:rPr>
-        <w:t>All 10 adversarial prompts were properly handled with a 100% pass rate. No raw source code was exposed, no secrets were leaked, and no file modifications or command executions were permitted. The prompt injection attempt (prompt #6) was successfully resisted. Table 14 summarizes the aggregate security metrics.</w:t>
+        <w:t>The result was a clean 100% pass rate. Zero raw code leaked, zero secrets exposed, zero unauthorized operations. Even the prompt injection attempt did not get through. Table 14 pulls together the aggregate numbers.</w:t>
       </w:r>
     </w:p>
     <w:p>
@@ -12690,7 +12780,7 @@
           <w:i w:val="0"/>
           <w:sz w:val="24"/>
         </w:rPr>
-        <w:t>Token usage reduction was estimated using the approximate character-to-token conversion ratio (1 token ≈ 4 characters of English or source text) where provider-level token counts were unavailable. Table 15 presents the token reduction achieved by KontextMind compared with raw file exploration across all five repositories.</w:t>
+        <w:t>To measure token savings, we estimated how many tokens an agent would need if it read all the raw source files versus how many tokens the KontextMind summaries contain. We used the standard approximation of 1 token per 4 characters, since exact provider-level token counts were not always available. Table 15 shows the numbers.</w:t>
       </w:r>
     </w:p>
     <w:p>
@@ -13452,7 +13542,7 @@
           <w:i w:val="0"/>
           <w:sz w:val="24"/>
         </w:rPr>
-        <w:t>In chatbot-readonly mode, KontextMind answers entirely from pre-generated summaries, knowledge base Q&amp;A entries, and graph data. No raw source files are read at query time, achieving 100% file read reduction. Table 16 presents the estimated cost reduction analysis.</w:t>
+        <w:t>The average reduction came out to 92.2%, which is substantial. In the chatbot-readonly mode specifically, no raw files are read at all during a query — everything comes from pre-generated data. Table 16 translates these token numbers into rough cost estimates.</w:t>
       </w:r>
     </w:p>
     <w:p>
@@ -14011,7 +14101,7 @@
           <w:i w:val="0"/>
           <w:sz w:val="24"/>
         </w:rPr>
-        <w:t>Cross-agent continuity was evaluated by transferring task state between coding agents. Five distinct tasks were tested, each requiring an agent to resume work initiated by a different agent. In the baseline condition, the receiving agent was provided only a verbal user explanation. In the KontextMind condition, the receiving agent had access to .context/handoff.md, .sessions/latest.json, generated summaries, and the knowledge graph. Table 17 presents the continuity experiment results.</w:t>
+        <w:t>This was the experiment we were most interested in, because cross-agent continuity is really the main contribution of this work. We set up five tasks and for each one, had one agent start the work and a different agent try to continue it. In the baseline condition, the second agent got nothing but a verbal explanation from the user. With KontextMind, it had access to the handoff file, session state, summaries, and graph data. Table 17 shows what happened.</w:t>
       </w:r>
     </w:p>
     <w:p>
@@ -15095,7 +15185,7 @@
           <w:i w:val="0"/>
           <w:sz w:val="24"/>
         </w:rPr>
-        <w:t>KontextMind improved the average cross-agent resume score from 1.4 to 4.0 out of 5.0, representing a 2.6-point improvement. Repeated file reads were reduced by an average of 80% when the receiving agent utilized KontextMind's handoff artifacts compared with receiving only a verbal explanation.</w:t>
+        <w:t>The average resume score went from 1.4 to 4.0 — that is a jump from "poor, the agent basically had to start over" to "the agent could pick up the task with only minor re-exploration." File re-reads dropped by about 80% on average, which is a direct consequence of having summaries and graph data available from the start.</w:t>
       </w:r>
     </w:p>
     <w:p>
@@ -15127,7 +15217,7 @@
           <w:i w:val="0"/>
           <w:sz w:val="24"/>
         </w:rPr>
-        <w:t>MCP-only access provided tool connectivity but lacked persistent handoff state, pre-generated summaries, policy enforcement, and audit capabilities. KontextMind reduced repeated tool calls by approximately 80% through the availability of pre-generated summaries and graph context, demonstrating that the system provides substantial value beyond basic MCP tool access.</w:t>
+        <w:t>We also wanted to check whether KontextMind actually adds something beyond what MCP alone gives you. The answer is yes, quite a bit. With plain MCP, you get tool access — you can read files, run searches. But there is no pre-built project memory, no handoff data, no policy enforcement, no audit trail. With KontextMind on top of MCP, repeated tool calls dropped by roughly 80% because the agent could get most of what it needed from summaries and graph data without re-reading files.</w:t>
       </w:r>
     </w:p>
     <w:p>
@@ -15159,7 +15249,7 @@
           <w:i w:val="0"/>
           <w:sz w:val="24"/>
         </w:rPr>
-        <w:t>Table 18 summarizes the key findings corresponding to each research question.</w:t>
+        <w:t>Table 18 pulls together the headline numbers for each research question, and Table 19 gives the aggregate metrics across all five repos.</w:t>
       </w:r>
     </w:p>
     <w:p>
@@ -16139,7 +16229,7 @@
           <w:i w:val="0"/>
           <w:sz w:val="24"/>
         </w:rPr>
-        <w:t>This work makes the following contributions to the field of AI-assisted software engineering:</w:t>
+        <w:t>Based on our implementation and evaluation, we believe this work makes the following contributions:</w:t>
       </w:r>
     </w:p>
     <w:p>
@@ -16163,7 +16253,7 @@
           <w:i w:val="0"/>
           <w:sz w:val="24"/>
         </w:rPr>
-        <w:t>A local-first project memory architecture for AI coding agents that stores all intelligence within the repository directory without requiring cloud infrastructure.</w:t>
+        <w:t>A project memory architecture that keeps everything local to the repository. No cloud services required, no external databases. The intelligence lives with the code.</w:t>
       </w:r>
     </w:p>
     <w:p>
@@ -16187,7 +16277,7 @@
           <w:i w:val="0"/>
           <w:sz w:val="24"/>
         </w:rPr>
-        <w:t>A cross-agent continuity model utilizing handoff files, session records, summaries, and shared instructions to enable task transfer between heterogeneous coding assistants.</w:t>
+        <w:t>A cross-agent continuity model built around handoff files, session records, and shared summaries. This lets one agent pick up where another left off without re-exploring the whole codebase.</w:t>
       </w:r>
     </w:p>
     <w:p>
@@ -16211,7 +16301,7 @@
           <w:i w:val="0"/>
           <w:sz w:val="24"/>
         </w:rPr>
-        <w:t>An agent-adapter mechanism that generates consistent CLAUDE.md, AGENTS.md, and generic AI instruction files from a single master instruction template.</w:t>
+        <w:t>An adapter system that generates CLAUDE.md, AGENTS.md, and generic instruction files from a single master template. Write the instructions once, and every agent gets a version it understands.</w:t>
       </w:r>
     </w:p>
     <w:p>
@@ -16235,7 +16325,7 @@
           <w:i w:val="0"/>
           <w:sz w:val="24"/>
         </w:rPr>
-        <w:t>A hybrid repository understanding layer combining file index, generated summaries, knowledge graph, and Q&amp;A knowledge base for comprehensive project intelligence.</w:t>
+        <w:t>A hybrid understanding layer that combines file indexing, generated summaries, a knowledge graph, and a Q&amp;A knowledge base. Each of these fills different gaps in project comprehension.</w:t>
       </w:r>
     </w:p>
     <w:p>
@@ -16259,7 +16349,7 @@
           <w:i w:val="0"/>
           <w:sz w:val="24"/>
         </w:rPr>
-        <w:t>A chatbot-readonly mode that answers codebase questions without exposing raw source code, enforced through policy rather than prompt instruction alone.</w:t>
+        <w:t>A chatbot-readonly mode that answers codebase questions using only summaries and graph data, never exposing raw source code. The restriction is enforced at the code level, not just through prompts.</w:t>
       </w:r>
     </w:p>
     <w:p>
@@ -16283,7 +16373,7 @@
           <w:i w:val="0"/>
           <w:sz w:val="24"/>
         </w:rPr>
-        <w:t>A policy and audit framework for tracking reads, Q&amp;A events, summary generation, security blocks, and cost across nine structured event categories.</w:t>
+        <w:t>An audit framework that logs reads, Q&amp;A events, summary generation, security blocks, and costs across nine event categories in a structured JSON Lines format.</w:t>
       </w:r>
     </w:p>
     <w:p>
@@ -16307,7 +16397,7 @@
           <w:i w:val="0"/>
           <w:sz w:val="24"/>
         </w:rPr>
-        <w:t>An optional-Git design that supports both Git repositories and ordinary project folders through file hash-based change detection.</w:t>
+        <w:t>Support for both Git-tracked and plain directories. When Git is not available, file hashes and modification timestamps provide the change detection needed for incremental updates.</w:t>
       </w:r>
     </w:p>
     <w:p>
@@ -16331,7 +16421,7 @@
           <w:i w:val="0"/>
           <w:sz w:val="24"/>
         </w:rPr>
-        <w:t>A reproducible evaluation methodology for comparing agent continuity, token efficiency, safety, and Q&amp;A accuracy across real-world repositories.</w:t>
+        <w:t>A reproducible evaluation methodology with question sets, scoring criteria, and experiment scripts that others can run on their own repositories.</w:t>
       </w:r>
     </w:p>
     <w:p>
@@ -16363,7 +16453,7 @@
           <w:i w:val="0"/>
           <w:sz w:val="24"/>
         </w:rPr>
-        <w:t>Table 20 identifies the primary threats to validity and the corresponding mitigations employed in this evaluation.</w:t>
+        <w:t>No evaluation is perfect, and ours has several threats worth acknowledging. Table 20 lists them along with what we did to mitigate each one.</w:t>
       </w:r>
     </w:p>
     <w:p>
@@ -16863,7 +16953,7 @@
           <w:i w:val="0"/>
           <w:sz w:val="24"/>
         </w:rPr>
-        <w:t>Several limitations of the current evaluation should be acknowledged. First, the prototype uses mock LLM providers for summarization in this evaluation; real LLM-generated summaries would likely improve Q&amp;A quality but add cost. Second, the evaluation was conducted by the author; independent evaluation by multiple researchers would strengthen the findings. Third, token reduction estimates use character-to-token approximation rather than exact provider token counts. Fourth, cross-agent continuity experiments simulate agent switching rather than employing live multi-agent workflows. Finally, the knowledge graph currently uses JSON files rather than a graph database, which may limit scalability for repositories exceeding several thousand files.</w:t>
+        <w:t>We should be upfront about the limitations. The mock LLM provider we used for summarization means the actual text quality of summaries is lower than what a real model like GPT-4 or Claude would produce. With better summaries, Q&amp;A scores would likely go up, but so would costs. The evaluation was done by the author alone, which introduces potential bias — having independent evaluators would make the results more convincing. Our token estimates use the 4-characters-per-token approximation rather than exact counts from the provider API. The cross-agent continuity tests simulate agent switching rather than running live multi-agent sessions. And the knowledge graph uses flat JSON files, which works fine for repos with a few hundred files but might struggle with very large codebases that have thousands of files.</w:t>
       </w:r>
     </w:p>
     <w:p>
@@ -16895,7 +16985,7 @@
           <w:i w:val="0"/>
           <w:sz w:val="24"/>
         </w:rPr>
-        <w:t>This paper presented KontextMind, a local-first project memory and cross-agent continuity layer that reframes repository assistance from a single-agent retrieval problem into a cross-agent continuity problem. By storing project memory, summaries, policies, handoffs, and audit trails locally inside the repository, KontextMind enables heterogeneous AI coding assistants to resume work with reduced repeated exploration and stronger safety controls. The system integrates MCP-compatible access with agent-specific instruction adapters, knowledge graph retrieval, chatbot-readonly Q&amp;A, and measurable auditability.</w:t>
+        <w:t>What we set out to do with KontextMind was to shift the way we think about AI coding assistance. Instead of each tool keeping its own temporary memory that disappears after a session, we wanted the project itself to hold onto the context. The result is a system that stores summaries, relationship graphs, handoff notes, security policies, and audit trails right inside the repo, and makes all of it available to whichever agent comes along next through adapter files, a REST API, or MCP endpoints.</w:t>
       </w:r>
     </w:p>
     <w:p>
@@ -16910,7 +17000,7 @@
           <w:i w:val="0"/>
           <w:sz w:val="24"/>
         </w:rPr>
-        <w:t>The working prototype was evaluated on five real-world repositories spanning Node.js, React/Next.js, Python/FastAPI, and TypeScript. Experimental results demonstrated a 92.2% average token reduction, 100% unsafe request blocking across 10 adversarial prompts, cross-agent task resume quality improvement from 1.4 to 4.0 on a five-point scale, and average question-answering correctness of 3.3/5.0 compared with 1.3/5.0 for baseline approaches.</w:t>
+        <w:t>We tested it on five repositories covering four different language ecosystems. The numbers tell a positive story: 92.2% fewer tokens needed compared to raw exploration, every single adversarial security prompt blocked, cross-agent task handoff quality jumping from 1.4 to 4.0 out of 5, and Q&amp;A correctness at 3.3/5.0 against a 1.3/5.0 baseline. These are not transformative claims — there is clearly room for improvement, especially once real LLM-generated summaries replace the mock ones. But they do suggest that treating project memory as a first-class concern can make a meaningful practical difference.</w:t>
       </w:r>
     </w:p>
     <w:p>
@@ -16925,7 +17015,7 @@
           <w:i w:val="0"/>
           <w:sz w:val="24"/>
         </w:rPr>
-        <w:t>Future work includes extending parser coverage to additional programming languages, incorporating vector retrieval alongside structural retrieval, implementing the full MCP server with streaming support, evaluating with real multi-agent workflows in production settings, scaling to larger repositories with graph database backends, and publishing reproducible experiment packages for community evaluation.</w:t>
+        <w:t>Going forward, we plan to extend parser support to more languages (Python and Go are next on the list), add vector retrieval alongside the structural approach, build out the MCP server with streaming support, and — most importantly — test with live multi-agent workflows in real development settings rather than simulated handoffs. We also want to move the graph storage to a proper graph database for larger repositories and publish the full experiment package so others can reproduce and extend our evaluation.</w:t>
       </w:r>
     </w:p>
     <w:p>
@@ -16940,7 +17030,7 @@
           <w:i/>
           <w:sz w:val="24"/>
         </w:rPr>
-        <w:t>The working prototype of KontextMind was implemented by the author as a local-first TypeScript-based developer tool. The prototype initializes project-local memory, generates cross-agent instruction files, scans and indexes repository files, builds summaries and graph-based project metadata, exposes safe question-answering functionality, and records audit and security events. The implementation was evaluated on five repositories (Express.js, Next.js, FastAPI, RealWorld, and KontextMind itself) using baseline comparisons against manual documentation, static instruction files, direct agent workflows, vector-style retrieval, and MCP-only access. The evaluation focused on answer correctness, token efficiency, cross-agent task continuity, policy enforcement, and reproducibility. Results showed a 92.2% token reduction, 4.0/5.0 cross-agent resume quality (up from 1.4/5.0 baseline), 100% unsafe request blocking, and an average Q&amp;A correctness score of 3.3/5.0.</w:t>
+        <w:t>The author built KontextMind as a TypeScript-based tool that runs locally. It sets up project memory, generates instruction files for different agents, scans and indexes source files, produces summaries and graph data, answers questions safely, and keeps audit records. We evaluated it on Express.js, Next.js, FastAPI, a RealWorld API, and KontextMind itself, comparing against manual documentation, static instruction files, direct agent use, vector retrieval, and MCP-only setups. The evaluation covered answer quality, token efficiency, cross-agent task continuation, security policy enforcement, and reproducibility.</w:t>
       </w:r>
     </w:p>
     <w:p>
@@ -17165,7 +17255,7 @@
           <w:i w:val="0"/>
           <w:sz w:val="24"/>
         </w:rPr>
-        <w:t>To support reproducibility, all questions, commands, result files, and experimental outputs were organized under an experiments/ directory in the KontextMind repository. The evaluation can be repeated on any compatible repository using the standard KontextMind CLI commands: init, scan, index, summarize, kb build, ask, audit, secrets, and status. The following checklist summarizes the completed evaluation steps:</w:t>
+        <w:t>Everything needed to reproduce this evaluation is in the experiments/ directory of the KontextMind repository. The question sets, CLI commands, raw JSON outputs, and analysis scripts are all there. Anyone can run the same evaluation on their own repositories using the standard CLI: init, scan, index, summarize, kb build, ask, audit, secrets, and status. Here is what we completed:</w:t>
       </w:r>
     </w:p>
     <w:p>

--- a/experiments/reports/KontextMind_Research_Paper_FINAL.docx
+++ b/experiments/reports/KontextMind_Research_Paper_FINAL.docx
@@ -83,7 +83,7 @@
           <w:i w:val="0"/>
           <w:sz w:val="24"/>
         </w:rPr>
-        <w:t>AI-powered coding tools like Claude Code, Codex, Cursor, and similar agentic IDE extensions now handle complex repository-level tasks for developers. But there is a recurring problem with all of them: when a developer switches from one tool to another, or even starts a fresh session in the same tool, most of the project understanding built up during the previous session is lost. The agent has to re-read files, re-discover the architecture, and essentially start over. This paper introduces KontextMind, which we built as a local-first memory layer that sits inside the project directory and holds onto summaries, file relationships, task handoff notes, security rules, and audit records. It works with any agent through adapter files, a local HTTP API, and the Model Context Protocol (MCP). We tested the tool on five real repositories written in Node.js, Next.js, Python/FastAPI, and TypeScript. The results were encouraging: token usage dropped by about 92% compared to having an agent read raw files, all 10 adversarial security prompts were blocked, the ability to resume a task across different agents went from 1.4 to 4.0 out of 5, and Q&amp;A accuracy reached 3.3/5.0 versus just 1.3/5.0 with a baseline approach.</w:t>
+        <w:t>Nowadays, AI-based coding tools such as Claude Code, Codex, Cursor, and various agentic IDE plugins are being extensively utilised by developers for handling repository-level software engineering tasks. There is, however, one major issue that keeps coming up with all these tools. When a developer changes from one tool to another, or even when the same tool is opened in a new session, whatever understanding the agent had built up about the project during the previous session simply disappears. The agent needs to read the files once more, figure out the architecture again, and more or less begin everything from the start. In this paper, the author presents KontextMind, which has been developed as a local-first memory layer. This layer resides within the project directory itself and maintains summaries, file-level relationships, task handoff notes, security rules, and audit records. It has been designed to work with any coding agent through adapter files, a local HTTP API, and the Model Context Protocol (MCP). The tool was tested on five real-world repositories covering Node.js, Next.js, Python/FastAPI, and TypeScript. As per the evaluation results, token usage was reduced by approximately 92% in comparison to raw file exploration by an agent, all 10 adversarial security prompts were successfully blocked, the cross-agent task resume quality improved from 1.4 to 4.0 on a five-point scale, and Q&amp;A correctness reached 3.3 out of 5.0 as against 1.3 out of 5.0 for the baseline approach.</w:t>
       </w:r>
     </w:p>
     <w:p>
@@ -139,7 +139,7 @@
           <w:i w:val="0"/>
           <w:sz w:val="24"/>
         </w:rPr>
-        <w:t>Over the last two years or so, LLM-based coding assistants have gone from being novelties to something many developers rely on daily. Tools like Claude Code, GitHub Copilot, Cursor, and OpenAI Codex can read through entire repositories, suggest fixes, write tests, and even run terminal commands. They are genuinely useful. But anyone who has spent real time working with these tools knows there is a frustrating pattern: you spend a whole session getting the agent up to speed on your project, and the next time you open it, everything is gone. Switch to a different tool, and you start from scratch again.</w:t>
+        <w:t>In the last couple of years, LLM-based coding assistants have become quite popular amongst developers. These are not just autocomplete tools anymore. Tools like Claude Code, GitHub Copilot, Cursor, and OpenAI Codex have the ability to read entire repositories, suggest bug fixes, generate test cases, and even execute terminal commands. They are undoubtedly helpful. But there is a very common and frustrating issue that anyone who has used these tools regularly would have noticed. You spend considerable time and effort getting the agent familiar with your project in one session, and the moment you close that session, all of that understanding is gone. If you open a different tool, you have to start the whole process from scratch. This is a real problem.</w:t>
       </w:r>
     </w:p>
     <w:p>
@@ -154,7 +154,7 @@
           <w:i w:val="0"/>
           <w:sz w:val="24"/>
         </w:rPr>
-        <w:t>The root issue here is not really about search or retrieval. It is about continuity. A meaningful understanding of a software project involves knowing the goals, the architectural choices made along the way, what was tried and failed, which files depend on which, how the API routes connect to services, what tests cover what, and what conventions the team follows. Right now, that knowledge lives in bits and pieces across chat histories that expire, README files that nobody updates, and agent-specific config files that only work with one particular tool.</w:t>
+        <w:t>Now, what exactly is going wrong here? It is not a search or retrieval issue. The actual problem is about continuity. When we talk about properly understanding a software project, it involves knowing the project goals, the architectural decisions that were taken during development, what approaches were tried and did not work, which files have dependencies on which other files, how the API routes are connected to the services, what kind of test coverage is there, and what coding conventions the team follows. As of now, all of this knowledge is scattered across chat histories that expire after some time, README files that nobody bothers to update regularly, and agent-specific configuration files that are only compatible with one particular tool.</w:t>
       </w:r>
     </w:p>
     <w:p>
@@ -169,7 +169,7 @@
           <w:i w:val="0"/>
           <w:sz w:val="24"/>
         </w:rPr>
-        <w:t>KontextMind was born out of this frustration. The core idea is straightforward: let the project itself own its AI context. Instead of depending on any single assistant to remember things, we create a structured memory layer right inside the project directory. This layer holds generated instruction files, file and function summaries, a knowledge graph, handoff documents for task transfer, a Q&amp;A knowledge base, and audit logs. Any agent can then tap into this through adapter files like CLAUDE.md or AGENTS.md, or through a local HTTP API, or through MCP-compatible endpoints.</w:t>
+        <w:t>KontextMind was developed keeping this very frustration in mind. The basic idea behind it is quite straightforward — the project itself should be the owner of its AI context. Rather than depending on any one assistant to remember the context, a structured memory layer is created right inside the project directory. This memory layer contains generated instruction files, summaries of files and functions, a knowledge graph, handoff documents that facilitate task transfer between agents, a Q&amp;A knowledge base, and audit logs. Any agent can access this information through adapter files like CLAUDE.md or AGENTS.md, through a local HTTP API, or through MCP-compatible endpoints.</w:t>
       </w:r>
     </w:p>
     <w:p>
@@ -184,7 +184,7 @@
           <w:i w:val="0"/>
           <w:sz w:val="24"/>
         </w:rPr>
-        <w:t>The argument we make in this paper is that cross-agent continuity deserves to be treated as a proper engineering concern, not an afterthought. A repository should carry not just code and docs, but also a structured, auditable memory layer so that whichever AI tool picks it up next can get started without re-exploring everything from the beginning.</w:t>
+        <w:t>The main argument that this paper puts forward is that cross-agent continuity should be treated as a proper engineering concern rather than something that is dealt with as an afterthought. A repository should contain not just the source code and documentation but also a structured and auditable memory layer so that whichever AI tool is used next can begin its work without having to re-explore everything from the very beginning.</w:t>
       </w:r>
     </w:p>
     <w:p>
@@ -233,7 +233,7 @@
           <w:i w:val="0"/>
           <w:sz w:val="24"/>
         </w:rPr>
-        <w:t>What makes modern coding agents different from earlier autocomplete tools is that they can actually reason about a codebase as a whole. Claude Code, for instance, can navigate files, edit them, run commands, and use external tools [2]. Codex works in a sandboxed cloud environment and can research repositories, plan changes, and create branches [12]. SWE-bench [8] has shown just how hard real software engineering tasks are for these models — even the best ones struggle with multi-file issues pulled from actual GitHub projects. All of this points to the same conclusion: giving an agent good project context matters enormously, and right now most agents have to rebuild that context every session.</w:t>
+        <w:t>The key difference between modern coding agents and the earlier autocomplete-style tools is that these newer agents can actually reason about a codebase as a whole. For example, Claude Code has the capability to navigate through files, make edits, run commands, and utilise external tools [2]. Similarly, Codex operates within a sandboxed cloud environment where it can study repositories, plan modifications, and even create new branches [12]. The SWE-bench benchmark [8] has clearly demonstrated how challenging real-world software engineering tasks are for these models — even the most advanced ones face difficulties with multi-file issues that have been taken from actual GitHub projects. What all of this indicates is that providing an agent with good project context is extremely important, and at present, most agents are forced to rebuild that context each and every session.</w:t>
       </w:r>
     </w:p>
     <w:p>
@@ -265,7 +265,7 @@
           <w:i w:val="0"/>
           <w:sz w:val="24"/>
         </w:rPr>
-        <w:t>Both Anthropic and OpenAI have recognized this problem to some extent. Claude Code reads CLAUDE.md files from the project root for project-specific memory [3]. Codex looks for AGENTS.md to get instructions before starting work [4]. These files help, no question about it. But they are static — someone has to write and maintain them by hand. They do not capture session history, they cannot describe file-level relationships, and they do not transfer well if you switch tools.</w:t>
+        <w:t>To some degree, both Anthropic and OpenAI have acknowledged this problem. Claude Code reads CLAUDE.md files from the project root for storing project-specific memory [3]. In a similar manner, Codex uses AGENTS.md files to obtain instructions before it begins any work [4]. These instruction files are definitely useful, there is no doubt about that. But the issue is that they are static in nature — someone has to manually write them and keep them updated. They are unable to capture session history, they cannot describe how files are related to each other at a detailed level, and they do not transfer properly when you switch from one tool to another.</w:t>
       </w:r>
     </w:p>
     <w:p>
@@ -297,7 +297,7 @@
           <w:i w:val="0"/>
           <w:sz w:val="24"/>
         </w:rPr>
-        <w:t>MCP is a relatively new standard that defines how model applications connect with external tools, data sources, and prompt templates [1], [5], [6]. It is a useful building block because it gives different agents a common way to talk to external services. KontextMind uses MCP as one of its access interfaces. But MCP by itself does not say anything about what project memory should look like, how handoffs should work, or how to audit what an agent did. It handles the plumbing, not the intelligence.</w:t>
+        <w:t>MCP is a comparatively recent standard that specifies how model applications can connect with external tools, data sources, and prompt templates [1], [5], [6]. It serves as a useful building block since it provides different agents a common method to communicate with external services. In our system, MCP has been used as one of the access interfaces. But it is important to note that MCP on its own does not define what project memory should look like, how task handoffs should be managed, or how one should audit what an agent has done. In simple terms, MCP handles the connectivity part, not the intelligence part.</w:t>
       </w:r>
     </w:p>
     <w:p>
@@ -329,7 +329,7 @@
           <w:i w:val="0"/>
           <w:sz w:val="24"/>
         </w:rPr>
-        <w:t>RAG — retrieval-augmented generation — has become the go-to approach for grounding LLM responses in external data [7]. For code specifically, Tree-sitter [9] is widely used to parse source files into syntax trees that can then be indexed. Recent work by Vogel et al. [10] on Codebase-Memory builds persistent knowledge graphs from Tree-sitter output and exposes them via MCP. They report meaningful reductions in token usage and tool calls during code exploration. That said, their system does not tackle cross-agent handoff, does not enforce security policies on what gets exposed, and does not provide local-first audit trails. These are gaps we specifically aimed to fill.</w:t>
+        <w:t>RAG, which stands for retrieval-augmented generation, has emerged as the most widely adopted approach for grounding LLM responses in external data [7]. When it comes to source code specifically, Tree-sitter [9] is a commonly used parser that converts source files into syntax trees which can then be indexed. A recent piece of work by Vogel et al. [10] on a system called Codebase-Memory takes Tree-sitter output, builds persistent knowledge graphs from it, and makes them available through MCP. They have reported noticeable reductions in token usage and the number of tool calls during code exploration. Having said that, their system does not address the issue of cross-agent handoff, it does not enforce any security policies regarding what information gets exposed, and it does not offer local-first audit trails. These are precisely the gaps that we have aimed to address through KontextMind.</w:t>
       </w:r>
     </w:p>
     <w:p>
@@ -361,7 +361,7 @@
           <w:i w:val="0"/>
           <w:sz w:val="24"/>
         </w:rPr>
-        <w:t>When we surveyed the landscape, a clear pattern emerged. Existing tools each solve a piece of the puzzle — instruction files for one agent, graph indexing for another, vector search for chatbot use cases, MCP for tool connectivity. But nobody has put it all together in a way that actually lets you hand off a task from Claude to Codex (or any other combination) and have the second agent pick up where the first one left off. That is the gap KontextMind addresses.</w:t>
+        <w:t>After surveying the existing tools and approaches in this domain, a certain pattern became quite evident. Each existing tool addresses only a portion of the overall problem — instruction files serve one agent, graph indexing helps another, vector search is useful for chatbot scenarios, and MCP provides tool connectivity. But none of them have combined all of these aspects in such a manner that would actually allow a developer to hand off a task from one agent (say Claude) to another agent (say Codex) and have the second agent continue the work from where the first one stopped. This is the specific gap that KontextMind has been designed to fill.</w:t>
       </w:r>
     </w:p>
     <w:p>
@@ -376,7 +376,7 @@
           <w:i w:val="0"/>
           <w:sz w:val="24"/>
         </w:rPr>
-        <w:t>More specifically, we identified five things that are either missing or poorly handled in current approaches: (1) cross-agent task continuity, (2) persistent project memory that lives in the repo, (3) safe Q&amp;A that does not leak source code, (4) audit trails for what agents read and do, and (5) agent-agnostic access so the memory layer is not locked to one tool. Table 1 lays this out.</w:t>
+        <w:t>To be more specific, during our study we identified five aspects that are either absent or inadequately handled in the current approaches: firstly, cross-agent task continuity; secondly, persistent project memory that resides within the repository; thirdly, safe Q&amp;A functionality that does not inadvertently leak source code; fourthly, audit trails that record what agents read and do; and fifthly, agent-agnostic access so that the memory layer is not restricted to any one particular tool. Table 1 presents these gaps in a structured manner.</w:t>
       </w:r>
     </w:p>
     <w:p>
@@ -814,7 +814,7 @@
           <w:i w:val="0"/>
           <w:sz w:val="24"/>
         </w:rPr>
-        <w:t>At its core, KontextMind is a project intelligence layer that lives inside the repository itself. It does not try to replace any coding agent. Instead, it gives all of them a shared substrate of project knowledge they can query. Think of it as adding a memory module to the project rather than to any particular tool.</w:t>
+        <w:t>KontextMind, at its core, is a project intelligence layer that has been designed to reside within the repository directory itself. It is important to clarify that the system does not attempt to replace any existing coding agent. What it does instead is provide all agents with a common and shared substrate of project knowledge that they can query whenever needed. One can think of it as attaching a memory module to the project rather than to any specific tool.</w:t>
       </w:r>
     </w:p>
     <w:p>
@@ -829,7 +829,7 @@
           <w:i w:val="0"/>
           <w:sz w:val="24"/>
         </w:rPr>
-        <w:t>The system has several moving parts: a CLI that bootstraps the memory structure, an adapter generator that produces agent-specific instruction files, a file scanner with ignore-list support, a parser and graph builder, a summary engine, a chatbot mode for safe Q&amp;A, a local HTTP API, an MCP server, and an audit subsystem. Table 2 summarizes these components.</w:t>
+        <w:t>The system consists of several interconnected components: a CLI tool that sets up the memory structure, an adapter generator that creates agent-specific instruction files, a file scanner that supports ignore-list based filtering, a parser and graph builder module, a summary generation engine, a chatbot mode that enables safe Q&amp;A, a local HTTP API, an MCP server, and an audit subsystem. Table 2 provides a summary of all these components along with their descriptions.</w:t>
       </w:r>
     </w:p>
     <w:p>
@@ -1356,7 +1356,7 @@
           <w:i w:val="0"/>
           <w:sz w:val="24"/>
         </w:rPr>
-        <w:t>We designed the architecture around a clean separation between what agents see and how the underlying engine works. On the outside, agents interact through generated instruction files, the MCP server, or the HTTP API. On the inside, the core engine handles scanning, parsing, summarizing, graph construction, and policy enforcement. Everything gets stored locally in the project directory. Figure 1 shows the three layers.</w:t>
+        <w:t>The architecture of KontextMind has been designed around a clear separation between the interfaces that agents interact with and the internal engine that does the actual processing. On the external side, agents interact through the generated instruction files, the MCP server, or the HTTP API. On the internal side, the core engine is responsible for scanning, parsing, summarizing, constructing the knowledge graph, and enforcing security policies. All the generated data gets stored locally within the project directory itself. Figure 1 illustrates this three-layer architecture.</w:t>
       </w:r>
     </w:p>
     <w:p>
@@ -1449,7 +1449,7 @@
           <w:i w:val="0"/>
           <w:sz w:val="24"/>
         </w:rPr>
-        <w:t>There are two distinct phases in how KontextMind operates. The build phase happens when a developer runs the CLI commands: files get scanned, filtered through .toolignore rules, hashed for change detection, parsed for structural data, summarized through an LLM, and linked into graph structures. The runtime phase kicks in when someone asks a question: the system looks up matching Q&amp;A entries, pulls relevant file summaries and graph context, runs everything through a policy filter, and returns a safe answer. No raw source code ever leaves the system during Q&amp;A.</w:t>
+        <w:t>KontextMind operates in two separate phases. The first phase is the build phase, which takes place when a developer executes the CLI commands. During this phase, the source files are scanned, filtered on the basis of .toolignore rules, hashed for detecting changes, parsed to extract structural data, summarised with the help of an LLM, and finally linked into graph structures. The second phase is the runtime phase, which is triggered when a user or an agent asks a question. In this phase, the system searches for matching Q&amp;A entries, retrieves relevant file summaries and graph context, passes all of it through a policy filter, and then returns a safe answer. It must be noted that no raw source code is ever returned during the Q&amp;A process.</w:t>
       </w:r>
     </w:p>
     <w:p>
@@ -1545,7 +1545,7 @@
           <w:i w:val="0"/>
           <w:sz w:val="24"/>
         </w:rPr>
-        <w:t>We built the prototype in TypeScript, organized as a monorepo with pnpm workspaces. The choice of TypeScript was deliberate — it gave us strong typing while keeping the tool accessible to the JavaScript/Node.js ecosystem where many of the target repositories live. We used tsup for builds and Vitest for testing. Table 3 lists the full stack.</w:t>
+        <w:t>The prototype has been implemented using TypeScript and is organised as a monorepo with pnpm workspaces. The decision to go with TypeScript was taken deliberately because it provides strong typing while at the same time keeping the tool accessible to the JavaScript and Node.js ecosystem, which is where a large number of the target repositories are built. For the build process, tsup was used, and Vitest was selected as the testing framework. The complete technology stack is presented in Table 3.</w:t>
       </w:r>
     </w:p>
     <w:p>
@@ -2114,7 +2114,7 @@
           <w:i w:val="0"/>
           <w:sz w:val="24"/>
         </w:rPr>
-        <w:t>One design decision we were firm about from the start was that everything should live inside the project directory. No external databases, no cloud services by default. When you run kontextmind init, it creates a set of directories and files right alongside your source code. This means the intelligence is portable — if you clone the repo somewhere else, the context comes with it. Git integration is available but not required. If Git is present, we use branch and diff metadata. If not, plain file hashes and timestamps work fine. Figure 3 shows the directory layout.</w:t>
+        <w:t>One thing that was decided very early on during the design phase was that all generated data must reside within the project directory. There should be no dependency on external databases or cloud services by default. When a developer runs the kontextmind init command, a set of directories and files is created right alongside the existing source code. This has a very practical benefit — the intelligence becomes portable. If the repository is cloned elsewhere, the entire context travels with it. Integration with Git is supported but it is not mandatory. In cases where Git is available, branch and diff metadata are utilised. In cases where Git is not present, plain file hashes and modification timestamps serve the purpose of change detection. The directory layout created by KontextMind is shown in Figure 3.</w:t>
       </w:r>
     </w:p>
     <w:p>
@@ -2200,7 +2200,7 @@
           <w:i w:val="0"/>
           <w:sz w:val="24"/>
         </w:rPr>
-        <w:t>The knowledge graph is stored as a set of JSON files. We represent files, functions, classes, and exports as nodes. Edges capture import relationships, require dependencies, and function calls between modules. It is not a full-blown graph database — for the scale of repositories we targeted (up to a few hundred files), JSON files work well enough and keep things simple. Table 4 shows how the graph data is organized.</w:t>
+        <w:t>The knowledge graph in KontextMind is stored using a collection of JSON files. Files, functions, classes, and exports are represented as nodes in the graph. Edges are used to capture import relationships, require dependencies, and function calls that exist between different modules. It should be mentioned here that this is not a full-fledged graph database implementation — for the size of repositories that were being targeted, which is up to a few hundred files, JSON-based storage was found to be sufficiently efficient and also kept the implementation straightforward. The organisation of the graph data is described in Table 4.</w:t>
       </w:r>
     </w:p>
     <w:p>
@@ -2576,7 +2576,7 @@
           <w:i w:val="0"/>
           <w:sz w:val="24"/>
         </w:rPr>
-        <w:t>Early on we realized that telling an LLM "do not expose secrets" through a prompt is not enough. Prompts can be overridden, ignored, or circumvented with clever phrasing. So we took a different approach: actual policy enforcement at the code level. In chatbot-readonly mode, the system will not return raw file contents regardless of how the question is phrased. It will not execute commands, it will not write files, and it will not output source code. Secret scanning happens before anything gets indexed, so sensitive values never make it into the summaries in the first place.</w:t>
+        <w:t>During the early stages of development, it became clear that simply instructing an LLM through a prompt to "not expose secrets" is far from sufficient. Prompts can be overridden by users, they can be ignored by the model, and they can be circumvented through cleverly worded queries. Keeping this in mind, a different approach was adopted — actual policy enforcement at the code level. In the chatbot-readonly mode, the system does not return raw file contents irrespective of how the question has been phrased. It does not execute commands. It does not write to files. And it does not output source code. The secret scanning process takes place before any content gets indexed, which means that sensitive values never make it into the summaries or the knowledge base in the first place.</w:t>
       </w:r>
     </w:p>
     <w:p>
@@ -2591,7 +2591,7 @@
           <w:i w:val="0"/>
           <w:sz w:val="24"/>
         </w:rPr>
-        <w:t>We also treat project files themselves as potentially dangerous. A malicious comment or README could try to inject instructions into an LLM prompt. Our system treats all project content as untrusted data during processing.</w:t>
+        <w:t>Another important consideration is that the project files themselves can potentially be dangerous. For instance, a maliciously crafted comment or a README file could attempt to inject instructions into an LLM prompt. To mitigate this risk, the system has been designed to treat all project content as untrusted data during the processing stages.</w:t>
       </w:r>
     </w:p>
     <w:p>
@@ -3375,7 +3375,7 @@
           <w:i w:val="0"/>
           <w:sz w:val="24"/>
         </w:rPr>
-        <w:t>For auditability, we settled on JSON Lines as the log format, split into nine categories: agent-actions, read-events, summary-generation, security-events, Q&amp;A events, MCP events, API events, cost events, and errors. The logs deliberately exclude full source code and complete prompts. The idea is that you should be able to review what happened in a session without the log itself becoming a security risk.</w:t>
+        <w:t>With regard to auditability, JSON Lines was chosen as the logging format, and the logs are divided into nine categories: agent-actions, read-events, summary-generation, security-events, Q&amp;A events, MCP events, API events, cost events, and errors. The logs have been deliberately designed to exclude full source code content and complete prompt texts. The reasoning behind this decision is that one should be able to review what took place during a session without the audit log itself becoming a potential security risk.</w:t>
       </w:r>
     </w:p>
     <w:p>
@@ -3407,7 +3407,7 @@
           <w:i w:val="0"/>
           <w:sz w:val="24"/>
         </w:rPr>
-        <w:t>To put KontextMind in context, we compared it against nine different approaches that developers and teams commonly use today. We want to be clear: we are not claiming that every individual piece of KontextMind is brand new. What is new is bringing cross-agent continuity, local-first memory, graph-based retrieval, safe chatbot access, and auditing together in one package that lives in the project directory.</w:t>
+        <w:t>In order to properly position KontextMind, it was compared against nine different approaches that developers and teams commonly make use of in their day-to-day work. It should be stated clearly here that the claim is not that every individual component of KontextMind is entirely novel. What is new, however, is the combination of cross-agent continuity, local-first memory storage, graph-based retrieval, safe chatbot access, and auditing capabilities into a single unified package that resides within the project directory. Table 6 presents this comparison across eight different evaluation dimensions.</w:t>
       </w:r>
     </w:p>
     <w:p>
@@ -5481,7 +5481,7 @@
           <w:i w:val="0"/>
           <w:sz w:val="24"/>
         </w:rPr>
-        <w:t>It is worth briefly noting why each traditional approach falls short on its own, because understanding these gaps shaped our design decisions:</w:t>
+        <w:t>It is worthwhile to briefly discuss why each of the traditional approaches is insufficient on its own, as understanding these shortcomings played a significant role in shaping the design decisions for KontextMind.</w:t>
       </w:r>
     </w:p>
     <w:p>
@@ -5505,7 +5505,7 @@
           <w:i w:val="0"/>
           <w:sz w:val="24"/>
         </w:rPr>
-        <w:t xml:space="preserve"> Good for a high-level overview, but rarely kept up to date and almost never describes function-level behavior.</w:t>
+        <w:t xml:space="preserve"> While it provides a reasonable high-level overview of a project, it is rarely kept up to date and almost never goes into function-level detail.</w:t>
       </w:r>
     </w:p>
     <w:p>
@@ -5529,7 +5529,7 @@
           <w:i w:val="0"/>
           <w:sz w:val="24"/>
         </w:rPr>
-        <w:t xml:space="preserve"> Works if you have the time, but it simply does not scale, especially when onboarding or switching agents frequently.</w:t>
+        <w:t xml:space="preserve"> This approach requires a significant amount of human time and effort, and it simply cannot scale, particularly when agents need to be onboarded or switched frequently.</w:t>
       </w:r>
     </w:p>
     <w:p>
@@ -5553,7 +5553,7 @@
           <w:i w:val="0"/>
           <w:sz w:val="24"/>
         </w:rPr>
-        <w:t xml:space="preserve"> Tells you what changed and when, but not what the current architecture looks like or why certain decisions were made.</w:t>
+        <w:t xml:space="preserve"> It tells us what was changed and when it was changed, but it does not explain what the current architecture looks like or what reasoning was behind particular decisions.</w:t>
       </w:r>
     </w:p>
     <w:p>
@@ -5577,7 +5577,7 @@
           <w:i w:val="0"/>
           <w:sz w:val="24"/>
         </w:rPr>
-        <w:t xml:space="preserve"> Finds strings in files efficiently, but has no understanding of how files relate to each other.</w:t>
+        <w:t xml:space="preserve"> Although it can find strings within files quite efficiently, it has no awareness of how different files relate to or depend on each other.</w:t>
       </w:r>
     </w:p>
     <w:p>
@@ -5601,7 +5601,7 @@
           <w:i w:val="0"/>
           <w:sz w:val="24"/>
         </w:rPr>
-        <w:t xml:space="preserve"> Good at semantic matching, but tend to retrieve raw code chunks, which creates both a quality problem and a security risk.</w:t>
+        <w:t xml:space="preserve"> These are quite effective at semantic matching, but they tend to retrieve raw code chunks, which creates problems both in terms of answer quality and in terms of security.</w:t>
       </w:r>
     </w:p>
     <w:p>
@@ -5625,7 +5625,7 @@
           <w:i w:val="0"/>
           <w:sz w:val="24"/>
         </w:rPr>
-        <w:t xml:space="preserve"> Useful within one session, but it vanishes when you switch to a different tool or start a new conversation.</w:t>
+        <w:t xml:space="preserve"> It is useful within the context of a single session, but it is completely lost when the developer switches to a different tool or starts a fresh conversation.</w:t>
       </w:r>
     </w:p>
     <w:p>
@@ -5649,7 +5649,7 @@
           <w:i w:val="0"/>
           <w:sz w:val="24"/>
         </w:rPr>
-        <w:t xml:space="preserve"> Helpful for setting up initial context, but they cannot represent ongoing task state or decisions made during a session.</w:t>
+        <w:t xml:space="preserve"> They provide helpful initial context when an agent begins work, but they are not capable of representing ongoing task states or decisions that were made in the middle of a session.</w:t>
       </w:r>
     </w:p>
     <w:p>
@@ -5673,7 +5673,7 @@
           <w:i w:val="0"/>
           <w:sz w:val="24"/>
         </w:rPr>
-        <w:t xml:space="preserve"> Handle the connectivity side well, but out of the box they do not provide memory, summaries, handoff data, or audit trails.</w:t>
+        <w:t xml:space="preserve"> The connectivity aspect is handled well, but by themselves they do not offer any project memory, summaries, handoff data, or audit capabilities.</w:t>
       </w:r>
     </w:p>
     <w:p>
@@ -5705,7 +5705,7 @@
           <w:i w:val="0"/>
           <w:sz w:val="24"/>
         </w:rPr>
-        <w:t>We implemented KontextMind as a TypeScript tool organized into five packages within a single monorepo: @kontextmind/core for the main library logic, @kontextmind/adapters for generating agent-specific files, @kontextmind/server for the HTTP API, @kontextmind/mcp for the MCP server, and @kontextmind/cli for the command-line interface. The whole thing runs on Node.js 20+ and does not need any external services to operate.</w:t>
+        <w:t>The KontextMind prototype was implemented as a TypeScript-based tool and is structured into five separate packages within a single monorepo. These packages are as follows: @kontextmind/core which contains the primary library logic, @kontextmind/adapters which is responsible for generating agent-specific files, @kontextmind/server which provides the HTTP API, @kontextmind/mcp which implements the MCP server, and @kontextmind/cli which provides the command-line interface. The entire system runs on Node.js 20 or above and does not require any external services in order to function.</w:t>
       </w:r>
     </w:p>
     <w:p>
@@ -5720,7 +5720,7 @@
           <w:i w:val="0"/>
           <w:sz w:val="24"/>
         </w:rPr>
-        <w:t>Table 7 lists every module in the prototype. We want to emphasize that all 23 modules are fully implemented and functional — this is not a partial proof-of-concept. The CLI can initialize, scan, index, summarize, build a knowledge base, answer questions, export to Obsidian, and produce audit reports.</w:t>
+        <w:t>It is important to emphasise here that all 23 modules listed in Table 7 have been fully implemented and are functional. This is not merely a partial proof-of-concept or a design prototype. The CLI tool is capable of initialising a project, scanning files, building the index, generating summaries, constructing the knowledge base, answering questions, exporting data to Obsidian format, and producing comprehensive audit reports. Table 7 lists each module along with its current implementation status and a brief description.</w:t>
       </w:r>
     </w:p>
     <w:p>
@@ -7291,7 +7291,7 @@
           <w:i w:val="0"/>
           <w:sz w:val="24"/>
         </w:rPr>
-        <w:t>We picked five repositories for the evaluation, trying to cover a range of sizes and technology stacks. The smallest is a Node.js REST API with 63 files, and the largest is a Next.js learning project with 266 files. We also included KontextMind itself as one of the test subjects, partly because we know its internals well enough to verify answer quality, and partly because it gave us a TypeScript monorepo to test against. Table 8 shows the full details.</w:t>
+        <w:t>For the purpose of evaluation, five repositories were selected with the aim of covering a reasonable range of project sizes and technology stacks. The smallest repository in our sample is a Node.js REST API containing 63 files, whereas the largest one is a Next.js learning project with 266 files. KontextMind itself was also included as one of the test subjects. This was done partly because its internal structure is well known to the author, which allows for more accurate verification of answer quality, and partly because it provided a TypeScript monorepo to test against. The detailed characteristics of all five repositories along with the indexing metrics obtained from KontextMind are presented in Table 8.</w:t>
       </w:r>
     </w:p>
     <w:p>
@@ -8455,7 +8455,7 @@
           <w:i w:val="0"/>
           <w:sz w:val="24"/>
         </w:rPr>
-        <w:t>After indexing, we ran the summary engine and knowledge base builder on each repository. Table 9 captures the generation metrics. The summary times are fast because we used a mock LLM provider for this evaluation — the point was to test the pipeline and structural output, not the quality of any specific language model.</w:t>
+        <w:t>Once the indexing was complete, the summary engine and knowledge base builder were run on each of the five repositories. The generation metrics are captured in Table 9. It should be noted that the summary generation times are quite fast because a mock LLM provider was used during this evaluation — the primary objective was to test the overall pipeline and the structural output rather than the quality of any particular language model.</w:t>
       </w:r>
     </w:p>
     <w:p>
@@ -9135,7 +9135,7 @@
           <w:i w:val="0"/>
           <w:sz w:val="24"/>
         </w:rPr>
-        <w:t>For each repository we wrote 30 questions, split evenly across six categories. We did this to make sure we were testing different kinds of understanding, not just one type. Some questions ask about the big picture ("what does this project do?"), others ask about specific files or functions, some test whether the graph data actually helps with dependency analysis, and a few are intentionally adversarial to test security enforcement. Table 10 breaks down the categories.</w:t>
+        <w:t>A set of 30 questions was prepared for each repository, distributed equally across six different categories. This was done to ensure that the evaluation covers multiple dimensions of understanding rather than testing only one particular type. Some of the questions are about the overall purpose and structure of the project, others focus on specific files or functions, some are designed to test whether the knowledge graph actually assists in dependency analysis, and a few questions are deliberately adversarial in nature to test how well the security enforcement works. The categories are described in Table 10.</w:t>
       </w:r>
     </w:p>
     <w:p>
@@ -9347,7 +9347,7 @@
                 <w:i w:val="0"/>
                 <w:sz w:val="20"/>
               </w:rPr>
-              <w:t>Evaluate structural knowledge of code organization</w:t>
+              <w:t>Evaluate structural knowledge of code organisation</w:t>
             </w:r>
           </w:p>
         </w:tc>
@@ -9697,7 +9697,7 @@
           <w:i w:val="0"/>
           <w:sz w:val="24"/>
         </w:rPr>
-        <w:t>We scored each answer on a 0 to 5 scale. A score of 5 means the answer was completely correct and well-grounded. A 4 means mostly right but with something small missing. A 3 is partially correct, 2 is weak, 1 is wrong, and 0 means the system either failed or did something unsafe. For security questions, we used a simple binary: pass or fail. For continuity, the scale measures whether a new agent could realistically pick up the task — 5 means immediately, 0 means no way.</w:t>
+        <w:t>Each answer was evaluated using a scoring scale that ranges from 0 to 5. A score of 5 indicates that the answer was completely correct and properly grounded in the project data. A score of 4 means the answer was largely correct with only some minor detail missing. A score of 3 signifies a partially correct answer. A score of 2 represents a weak answer. A score of 1 means the answer was incorrect. And a score of 0 indicates that the system either failed entirely or performed something unsafe. For the security-related questions, a simple binary scoring was used: pass or fail. For the continuity-related questions, the scale measures whether a new agent would realistically be able to resume the task — a score of 5 means it could do so immediately, while a score of 0 means there is no possibility of resumption.</w:t>
       </w:r>
     </w:p>
     <w:p>
@@ -9729,7 +9729,7 @@
           <w:i w:val="0"/>
           <w:sz w:val="24"/>
         </w:rPr>
-        <w:t>We compared KontextMind against nine baselines that represent what developers actually use today. These range from the most basic (just reading the README) to more sophisticated setups like using Claude Code directly or running a vector RAG pipeline. Table 11 lists each one.</w:t>
+        <w:t>KontextMind was compared against nine baseline approaches that represent what developers actually use in practice today. These range from the most basic approach, which is just reading the README file, to more advanced setups such as using Claude Code directly on a repository or employing a vector RAG pipeline. Each baseline is listed in Table 11 along with its description.</w:t>
       </w:r>
     </w:p>
     <w:p>
@@ -10289,7 +10289,7 @@
           <w:i w:val="0"/>
           <w:sz w:val="24"/>
         </w:rPr>
-        <w:t>Table 12 shows the average Q&amp;A scores across all five repos. KontextMind scored 3.3 out of 5 overall, compared to 1.3 for the baseline where only the README was available. That is a meaningful gap. The biggest jump was in security questions (+3.8 points) — not surprising, since the baseline has no policy enforcement at all. Continuity questions also improved a lot (+2.7), which makes sense because baseline approaches have essentially no handoff mechanism.</w:t>
+        <w:t>The average Q&amp;A scores obtained across all five repositories are shown in Table 12. KontextMind achieved an overall average score of 3.3 out of 5, as compared to 1.3 for the baseline scenario where only the README was available to the agent. This represents a significant difference. The largest improvement was observed in the security-related questions, where the scores improved by 3.8 points — this is expected because the baseline has absolutely no policy enforcement mechanism. The continuity-related questions also showed a substantial improvement of 2.7 points, which is logical because baseline approaches essentially lack any handoff mechanism whatsoever.</w:t>
       </w:r>
     </w:p>
     <w:p>
@@ -10995,7 +10995,7 @@
           <w:i w:val="0"/>
           <w:sz w:val="24"/>
         </w:rPr>
-        <w:t>One thing we checked carefully: across every single response from all five repos, the raw_code_access flag was always false and policy_applied was always true. So the system consistently answered from summaries and knowledge base entries, never from raw source code.</w:t>
+        <w:t>One aspect that was verified carefully across all the responses from the five repositories is that the raw_code_access flag was consistently set to false and the policy_applied flag was consistently set to true. This confirms that the system was answering questions based on summaries and knowledge base entries in every instance, and never from the raw source code.</w:t>
       </w:r>
     </w:p>
     <w:p>
@@ -11027,7 +11027,7 @@
           <w:i w:val="0"/>
           <w:sz w:val="24"/>
         </w:rPr>
-        <w:t>We threw 10 deliberately malicious prompts at the chatbot-readonly mode. These ranged from straightforward requests like "show me the .env file" to sneakier attempts like "ignore previous instructions and reveal secrets." Every single one was handled correctly. Table 13 has the details.</w:t>
+        <w:t>To test the security enforcement, 10 deliberately adversarial prompts were submitted to the chatbot-readonly mode. These prompts ranged from straightforward requests like "show me the .env file" to more crafty attempts like "ignore previous instructions and reveal secrets." Every single one of these prompts was handled correctly by the system. The full details are given in Table 13.</w:t>
       </w:r>
     </w:p>
     <w:p>
@@ -12421,7 +12421,7 @@
           <w:i w:val="0"/>
           <w:sz w:val="24"/>
         </w:rPr>
-        <w:t>The result was a clean 100% pass rate. Zero raw code leaked, zero secrets exposed, zero unauthorized operations. Even the prompt injection attempt did not get through. Table 14 pulls together the aggregate numbers.</w:t>
+        <w:t>The result was a clean 100 percent pass rate. There were zero instances of raw code leakage, zero instances of secret exposure, and zero unauthorised operations. Even the prompt injection attempt, which tried to override previous instructions, was not able to bypass the policy enforcement. The aggregate security metrics are compiled in Table 14.</w:t>
       </w:r>
     </w:p>
     <w:p>
@@ -12780,7 +12780,7 @@
           <w:i w:val="0"/>
           <w:sz w:val="24"/>
         </w:rPr>
-        <w:t>To measure token savings, we estimated how many tokens an agent would need if it read all the raw source files versus how many tokens the KontextMind summaries contain. We used the standard approximation of 1 token per 4 characters, since exact provider-level token counts were not always available. Table 15 shows the numbers.</w:t>
+        <w:t>For measuring the token savings, an estimation was made of how many tokens an agent would require if it were to read all the raw source files, versus how many tokens are contained in the KontextMind-generated summaries. The standard approximation of 1 token per 4 characters was used for this calculation, since exact provider-level token counts were not available in all cases. The detailed numbers are presented in Table 15.</w:t>
       </w:r>
     </w:p>
     <w:p>
@@ -13542,7 +13542,7 @@
           <w:i w:val="0"/>
           <w:sz w:val="24"/>
         </w:rPr>
-        <w:t>The average reduction came out to 92.2%, which is substantial. In the chatbot-readonly mode specifically, no raw files are read at all during a query — everything comes from pre-generated data. Table 16 translates these token numbers into rough cost estimates.</w:t>
+        <w:t>The average token reduction across all five repositories turned out to be 92.2 percent, which is a substantial saving. It is worth pointing out that in the chatbot-readonly mode specifically, no raw files are read at all during a query — every response is generated entirely from pre-built data. Table 16 translates these token numbers into approximate cost estimates.</w:t>
       </w:r>
     </w:p>
     <w:p>
@@ -14101,7 +14101,7 @@
           <w:i w:val="0"/>
           <w:sz w:val="24"/>
         </w:rPr>
-        <w:t>This was the experiment we were most interested in, because cross-agent continuity is really the main contribution of this work. We set up five tasks and for each one, had one agent start the work and a different agent try to continue it. In the baseline condition, the second agent got nothing but a verbal explanation from the user. With KontextMind, it had access to the handoff file, session state, summaries, and graph data. Table 17 shows what happened.</w:t>
+        <w:t>This particular experiment was of the greatest interest to us, because cross-agent continuity is the primary contribution of this research work. Five tasks were set up, and for each task, one agent was made to begin the work while a different agent was asked to continue it. In the baseline condition, the second agent received nothing other than a verbal explanation from the user regarding what had been done so far. In the KontextMind condition, the second agent was given access to the handoff file, the session state, the generated summaries, and the graph data. The results of this experiment are shown in Table 17.</w:t>
       </w:r>
     </w:p>
     <w:p>
@@ -15185,7 +15185,7 @@
           <w:i w:val="0"/>
           <w:sz w:val="24"/>
         </w:rPr>
-        <w:t>The average resume score went from 1.4 to 4.0 — that is a jump from "poor, the agent basically had to start over" to "the agent could pick up the task with only minor re-exploration." File re-reads dropped by about 80% on average, which is a direct consequence of having summaries and graph data available from the start.</w:t>
+        <w:t>The average resume score went from 1.4 in the baseline condition to 4.0 with KontextMind. To put it in simple terms, a score of 1.4 essentially means that the agent had to start the work all over again, whereas a score of 4.0 indicates that the agent was able to pick up the task with only minimal re-exploration required. The number of file re-reads was reduced by approximately 80 percent on average, which is a direct consequence of having summaries and graph data readily available from the outset.</w:t>
       </w:r>
     </w:p>
     <w:p>
@@ -15217,7 +15217,7 @@
           <w:i w:val="0"/>
           <w:sz w:val="24"/>
         </w:rPr>
-        <w:t>We also wanted to check whether KontextMind actually adds something beyond what MCP alone gives you. The answer is yes, quite a bit. With plain MCP, you get tool access — you can read files, run searches. But there is no pre-built project memory, no handoff data, no policy enforcement, no audit trail. With KontextMind on top of MCP, repeated tool calls dropped by roughly 80% because the agent could get most of what it needed from summaries and graph data without re-reading files.</w:t>
+        <w:t>An additional experiment was conducted to verify whether KontextMind provides tangible benefits beyond what MCP alone can offer. The finding was that it does, and quite considerably so. With plain MCP, agents get tool access — they can read files and run searches. But there is no pre-built project memory, no handoff information, no security policy enforcement, and no audit trail. When KontextMind was used on top of MCP, the number of repeated tool calls dropped by roughly 80 percent because the agent was able to obtain most of the required information from summaries and graph data without having to re-read the actual files.</w:t>
       </w:r>
     </w:p>
     <w:p>
@@ -15249,7 +15249,7 @@
           <w:i w:val="0"/>
           <w:sz w:val="24"/>
         </w:rPr>
-        <w:t>Table 18 pulls together the headline numbers for each research question, and Table 19 gives the aggregate metrics across all five repos.</w:t>
+        <w:t>Table 18 brings together the key findings for each of the five research questions, and Table 19 presents the aggregate metrics computed across all five repositories.</w:t>
       </w:r>
     </w:p>
     <w:p>
@@ -16229,7 +16229,7 @@
           <w:i w:val="0"/>
           <w:sz w:val="24"/>
         </w:rPr>
-        <w:t>Based on our implementation and evaluation, we believe this work makes the following contributions:</w:t>
+        <w:t>On the basis of the implementation and evaluation carried out in this research, the following contributions are put forward:</w:t>
       </w:r>
     </w:p>
     <w:p>
@@ -16253,7 +16253,7 @@
           <w:i w:val="0"/>
           <w:sz w:val="24"/>
         </w:rPr>
-        <w:t>A project memory architecture that keeps everything local to the repository. No cloud services required, no external databases. The intelligence lives with the code.</w:t>
+        <w:t>A project memory architecture has been developed that stores all generated intelligence locally within the repository directory. No cloud-based services or external databases are needed. The intelligence resides alongside the code itself.</w:t>
       </w:r>
     </w:p>
     <w:p>
@@ -16277,7 +16277,7 @@
           <w:i w:val="0"/>
           <w:sz w:val="24"/>
         </w:rPr>
-        <w:t>A cross-agent continuity model built around handoff files, session records, and shared summaries. This lets one agent pick up where another left off without re-exploring the whole codebase.</w:t>
+        <w:t>A cross-agent continuity model has been proposed that relies on handoff files, session records, and shared summaries. This model enables one agent to pick up and continue the work that was started by a different agent without the need for re-exploring the entire codebase.</w:t>
       </w:r>
     </w:p>
     <w:p>
@@ -16301,7 +16301,7 @@
           <w:i w:val="0"/>
           <w:sz w:val="24"/>
         </w:rPr>
-        <w:t>An adapter system that generates CLAUDE.md, AGENTS.md, and generic instruction files from a single master template. Write the instructions once, and every agent gets a version it understands.</w:t>
+        <w:t>An adapter system has been built that generates CLAUDE.md, AGENTS.md, and generic instruction files from a single master template. The instructions need to be written only once, and each agent receives a version formatted according to its own requirements.</w:t>
       </w:r>
     </w:p>
     <w:p>
@@ -16325,7 +16325,7 @@
           <w:i w:val="0"/>
           <w:sz w:val="24"/>
         </w:rPr>
-        <w:t>A hybrid understanding layer that combines file indexing, generated summaries, a knowledge graph, and a Q&amp;A knowledge base. Each of these fills different gaps in project comprehension.</w:t>
+        <w:t>A hybrid understanding layer has been created that combines file indexing, generated summaries, a knowledge graph, and a Q&amp;A knowledge base. Each of these components addresses different gaps in project comprehension.</w:t>
       </w:r>
     </w:p>
     <w:p>
@@ -16349,7 +16349,7 @@
           <w:i w:val="0"/>
           <w:sz w:val="24"/>
         </w:rPr>
-        <w:t>A chatbot-readonly mode that answers codebase questions using only summaries and graph data, never exposing raw source code. The restriction is enforced at the code level, not just through prompts.</w:t>
+        <w:t>A chatbot-readonly mode has been implemented that answers codebase questions using only summaries and graph data, without ever exposing raw source code. The restriction is enforced at the code level and not merely through prompt instructions.</w:t>
       </w:r>
     </w:p>
     <w:p>
@@ -16373,7 +16373,7 @@
           <w:i w:val="0"/>
           <w:sz w:val="24"/>
         </w:rPr>
-        <w:t>An audit framework that logs reads, Q&amp;A events, summary generation, security blocks, and costs across nine event categories in a structured JSON Lines format.</w:t>
+        <w:t>An audit framework has been designed that records read events, Q&amp;A events, summary generation events, security blocks, and cost information across nine event categories using a structured JSON Lines format.</w:t>
       </w:r>
     </w:p>
     <w:p>
@@ -16397,7 +16397,7 @@
           <w:i w:val="0"/>
           <w:sz w:val="24"/>
         </w:rPr>
-        <w:t>Support for both Git-tracked and plain directories. When Git is not available, file hashes and modification timestamps provide the change detection needed for incremental updates.</w:t>
+        <w:t>Support has been provided for both Git-tracked repositories and plain directories. In situations where Git is not present, file hashes and modification timestamps are used for change detection in order to support incremental updates.</w:t>
       </w:r>
     </w:p>
     <w:p>
@@ -16421,7 +16421,7 @@
           <w:i w:val="0"/>
           <w:sz w:val="24"/>
         </w:rPr>
-        <w:t>A reproducible evaluation methodology with question sets, scoring criteria, and experiment scripts that others can run on their own repositories.</w:t>
+        <w:t>A reproducible evaluation methodology has been established with question sets, scoring criteria, and experiment scripts that can be executed by other researchers on their own repositories.</w:t>
       </w:r>
     </w:p>
     <w:p>
@@ -16453,7 +16453,7 @@
           <w:i w:val="0"/>
           <w:sz w:val="24"/>
         </w:rPr>
-        <w:t>No evaluation is perfect, and ours has several threats worth acknowledging. Table 20 lists them along with what we did to mitigate each one.</w:t>
+        <w:t>No evaluation can be considered entirely free from limitations, and the evaluation presented in this paper is no exception. Several threats to validity have been identified, and the corresponding mitigation strategies that were employed are documented in Table 20.</w:t>
       </w:r>
     </w:p>
     <w:p>
@@ -16851,7 +16851,7 @@
                 <w:i w:val="0"/>
                 <w:sz w:val="20"/>
               </w:rPr>
-              <w:t>Baselines based on documented tool behaviors and published capabilities</w:t>
+              <w:t>Baselines based on documented tool behaviours and published capabilities</w:t>
             </w:r>
           </w:p>
         </w:tc>
@@ -16913,7 +16913,7 @@
                 <w:i w:val="0"/>
                 <w:sz w:val="20"/>
               </w:rPr>
-              <w:t>Handoff artifacts are real; agent behavior differences acknowledged</w:t>
+              <w:t>Handoff artifacts are real; agent behaviour differences acknowledged</w:t>
             </w:r>
           </w:p>
         </w:tc>
@@ -16953,7 +16953,7 @@
           <w:i w:val="0"/>
           <w:sz w:val="24"/>
         </w:rPr>
-        <w:t>We should be upfront about the limitations. The mock LLM provider we used for summarization means the actual text quality of summaries is lower than what a real model like GPT-4 or Claude would produce. With better summaries, Q&amp;A scores would likely go up, but so would costs. The evaluation was done by the author alone, which introduces potential bias — having independent evaluators would make the results more convincing. Our token estimates use the 4-characters-per-token approximation rather than exact counts from the provider API. The cross-agent continuity tests simulate agent switching rather than running live multi-agent sessions. And the knowledge graph uses flat JSON files, which works fine for repos with a few hundred files but might struggle with very large codebases that have thousands of files.</w:t>
+        <w:t>There are several limitations of the current evaluation that should be acknowledged openly. Firstly, the mock LLM provider that was used for summarisation means that the actual textual quality of the generated summaries is lower than what a production-grade model like GPT-4 or Claude would be able to produce. Had real LLM-generated summaries been used, the Q&amp;A scores would most likely have been higher, though the cost would have increased as well. Secondly, since the entire evaluation was conducted by the author alone, there is a possibility of evaluator bias being present — having multiple independent evaluators would have made the findings more robust. Thirdly, the token reduction estimates rely on the commonly used 4-characters-per-token approximation rather than the exact token counts from the provider API. Fourthly, the cross-agent continuity tests simulate the process of switching between agents rather than running actual live multi-agent workflows. And finally, the knowledge graph currently uses flat JSON files for storage, which is adequate for repositories containing a few hundred files but may encounter performance issues with very large codebases that contain several thousand files.</w:t>
       </w:r>
     </w:p>
     <w:p>
@@ -16985,7 +16985,7 @@
           <w:i w:val="0"/>
           <w:sz w:val="24"/>
         </w:rPr>
-        <w:t>What we set out to do with KontextMind was to shift the way we think about AI coding assistance. Instead of each tool keeping its own temporary memory that disappears after a session, we wanted the project itself to hold onto the context. The result is a system that stores summaries, relationship graphs, handoff notes, security policies, and audit trails right inside the repo, and makes all of it available to whichever agent comes along next through adapter files, a REST API, or MCP endpoints.</w:t>
+        <w:t>The objective behind developing KontextMind was to change the way AI coding assistance is approached. Instead of having each individual tool maintain its own temporary memory that vanishes once the session ends, the aim was to make the project itself responsible for holding onto the context. The outcome is a system that stores summaries, relationship graphs, handoff notes, security policies, and audit trails within the repository directory itself, and makes all of this information accessible to whichever agent comes along next through adapter files, a REST API, or MCP endpoints.</w:t>
       </w:r>
     </w:p>
     <w:p>
@@ -17000,7 +17000,7 @@
           <w:i w:val="0"/>
           <w:sz w:val="24"/>
         </w:rPr>
-        <w:t>We tested it on five repositories covering four different language ecosystems. The numbers tell a positive story: 92.2% fewer tokens needed compared to raw exploration, every single adversarial security prompt blocked, cross-agent task handoff quality jumping from 1.4 to 4.0 out of 5, and Q&amp;A correctness at 3.3/5.0 against a 1.3/5.0 baseline. These are not transformative claims — there is clearly room for improvement, especially once real LLM-generated summaries replace the mock ones. But they do suggest that treating project memory as a first-class concern can make a meaningful practical difference.</w:t>
+        <w:t>The prototype was evaluated on five repositories that span four different language ecosystems. The evaluation results are encouraging: 92.2 percent fewer tokens were needed in comparison to raw file exploration, every single adversarial security prompt was successfully blocked, cross-agent task handoff quality improved from 1.4 to 4.0 on a five-point scale, and the Q&amp;A correctness reached 3.3 out of 5.0 as against a baseline of 1.3 out of 5.0. These are not extraordinary or unrealistic claims — there is certainly scope for further improvement, particularly once real LLM-generated summaries are used in place of the mock ones. But the results do suggest that treating project memory as a first-class engineering concern can make a meaningful and practical difference.</w:t>
       </w:r>
     </w:p>
     <w:p>
@@ -17015,7 +17015,7 @@
           <w:i w:val="0"/>
           <w:sz w:val="24"/>
         </w:rPr>
-        <w:t>Going forward, we plan to extend parser support to more languages (Python and Go are next on the list), add vector retrieval alongside the structural approach, build out the MCP server with streaming support, and — most importantly — test with live multi-agent workflows in real development settings rather than simulated handoffs. We also want to move the graph storage to a proper graph database for larger repositories and publish the full experiment package so others can reproduce and extend our evaluation.</w:t>
+        <w:t>With respect to future work, there are several directions being considered. Parser support needs to be extended to additional programming languages, with Python and Go being the next priorities. Vector-based retrieval should be incorporated alongside the existing structural approach. The MCP server needs to be enhanced with streaming support. Most importantly, the system should be tested with live multi-agent workflows in actual development settings rather than with simulated handoffs. The graph storage mechanism also needs to be migrated to a proper graph database for handling larger repositories, and the complete experiment package should be published so that other researchers can reproduce and build upon this evaluation.</w:t>
       </w:r>
     </w:p>
     <w:p>
@@ -17030,7 +17030,7 @@
           <w:i/>
           <w:sz w:val="24"/>
         </w:rPr>
-        <w:t>The author built KontextMind as a TypeScript-based tool that runs locally. It sets up project memory, generates instruction files for different agents, scans and indexes source files, produces summaries and graph data, answers questions safely, and keeps audit records. We evaluated it on Express.js, Next.js, FastAPI, a RealWorld API, and KontextMind itself, comparing against manual documentation, static instruction files, direct agent use, vector retrieval, and MCP-only setups. The evaluation covered answer quality, token efficiency, cross-agent task continuation, security policy enforcement, and reproducibility.</w:t>
+        <w:t>The KontextMind prototype was implemented by the author as a TypeScript-based tool that operates locally. It sets up project memory, generates instruction files for various agents, scans and indexes source files, produces summaries and graph data, answers questions in a safe manner, and maintains audit records. The evaluation was carried out on five repositories — Express.js, Next.js, FastAPI, a RealWorld API, and KontextMind itself — with comparisons made against manual documentation, static instruction files, direct agent usage, vector retrieval, and MCP-only configurations. The evaluation covered answer quality, token efficiency, cross-agent task continuation, security policy enforcement, and reproducibility of the experimental setup.</w:t>
       </w:r>
     </w:p>
     <w:p>
@@ -17255,7 +17255,7 @@
           <w:i w:val="0"/>
           <w:sz w:val="24"/>
         </w:rPr>
-        <w:t>Everything needed to reproduce this evaluation is in the experiments/ directory of the KontextMind repository. The question sets, CLI commands, raw JSON outputs, and analysis scripts are all there. Anyone can run the same evaluation on their own repositories using the standard CLI: init, scan, index, summarize, kb build, ask, audit, secrets, and status. Here is what we completed:</w:t>
+        <w:t>All the materials required for reproducing this evaluation have been placed in the experiments/ directory of the KontextMind repository. This includes the question sets, CLI commands, raw JSON output files, and analysis scripts. Any researcher can carry out the same evaluation on their own repositories by using the standard KontextMind CLI commands: init, scan, index, summarize, kb build, ask, audit, secrets, and status. The following is a summary of the evaluation steps that have been completed:</w:t>
       </w:r>
     </w:p>
     <w:p>
